--- a/draft.nature.docx
+++ b/draft.nature.docx
@@ -29,7 +29,7 @@
           <w:rFonts w:ascii="Times New Roman" w:hAnsi="Times New Roman"/>
           <w:sz w:val="24"/>
         </w:rPr>
-        <w:t xml:space="preserve">Cryo-electron microscopy (cryo-EM) has advanced three-dimensional structure determination of macromolecular complexes. De novo modelling algorithms, including ModelAngelo and CryoAtom2, have automated the construction of protein and nucleic acid backbones. However, fully automated, accurate end-to-end reconstruction of ligands involved in catalysis, allosteric regulation and drug action remains challenging. Existing tools address individual steps, with inefficient connections between region localisation, chemical identity matching and pose reconstruction. Here we introduce LigandSeek, a fully automated end-to-end framework that jointly models density and receptor information through three stages: Find, Match and Build. On a benchmark of 179 complexes, Find achieved a one-to-one PRAUC@0.3 of 0.541, increasing to 0.663 with deposited receptor structures. Both exceeded the score of 0.255 achieved by the density-only method Emap2lig-Find. Match achieved 86.6% overall matching accuracy, with a mean matching time of 0.09 s per candidate region. It was substantially faster than EMERALD-ID and covered a broader range of ligands. For Build, we incorporated continuous cryo-EM density-field constraints into a receptor-based generative model and fine-tuned it. This reduced the median root-mean-square deviation (RMSD) of top-1 small-molecule poses from 1.81 Å to 1.21 Å. The success rate for accurate poses (RMSD &lt; 2 Å) increased from 54.9% to 74.7%. In end-to-end blind evaluation without deposited receptor structures as input, LigandSeek achieved success rates of 59.7% (RMSD &lt; 2 Å) and 67.5% (RMSD &lt; 3 Å) across 77 PDB entries. With deposited receptor structures, these rates increased to 66.2% and 71.4%, respectively. LigandSeek provides an efficient, fully automated workflow from continuous three-dimensional cryo-EM density maps to all-atom ligand poses.</w:t>
+        <w:t xml:space="preserve">Cryo-electron microscopy (cryo-EM) has advanced three-dimensional structure determination of macromolecular complexes. De novo modelling algorithms, including ModelAngelo and CryoAtom2, have automated the construction of protein and nucleic acid backbones. However, fully automated, accurate end-to-end reconstruction of ligands involved in catalysis, allosteric regulation and drug action remains challenging. Existing tools address individual steps, with inefficient connections between region localisation, chemical identity matching and pose reconstruction. Here we introduce LigandSeek, a fully automated end-to-end framework that jointly models density and receptor information through three stages: Find, Match and Build. On a benchmark of 179 complexes, Find achieved a one-to-one PRAUC@0.3 of 0.541, increasing to 0.663 with deposited receptor structures. Both exceeded the score of 0.255 achieved by the density-only method Emap2lig-Find. Match achieved 86.6% overall matching accuracy, with a mean matching time of 0.09 s per candidate region. For Build, we incorporated continuous cryo-EM density-field constraints into a receptor-based generative model and fine-tuned it. This reduced the median root-mean-square deviation (RMSD) of top-1 small-molecule poses from 1.81 Å to 1.21 Å. In end-to-end blind evaluation without deposited receptor structures as input, LigandSeek achieved a success rate of 67.5% across 77 PDB entries. With deposited receptor structures, this rate increased to 71.4%. LigandSeek provides an efficient, fully automated workflow from continuous three-dimensional cryo-EM density maps to all-atom ligand poses.</w:t>
       </w:r>
     </w:p>
     <w:bookmarkEnd w:id="9"/>
@@ -592,7 +592,7 @@
           <w:rFonts w:ascii="Times New Roman" w:hAnsi="Times New Roman"/>
           <w:sz w:val="24"/>
         </w:rPr>
-        <w:t xml:space="preserve">We evaluated the framework on 179 non-redundant complexes comprising 2,502 ligand instances. Under blind evaluation conditions, only receptors modelled de novo by CryoAtom2 were used, with no deposited receptor structures provided as input. All three LigandSeek components outperformed their respective baselines. Find achieved a one-to-one PRAUC@0.3 of 0.541, compared with 0.255 for Emap2lig-Find. Match achieved 86.6% overall matching accuracy, with a mean matching time of 0.09 s per candidate region, substantially faster than conventional reverse docking. Build reduced the median root-mean-square deviation (RMSD) of top-1 poses from 1.81 Å with the official model to 1.21 Å. The success rate at RMSD &lt; 2 Å increased from 54.9% to 74.7%. In end-to-end blind evaluation across 77 complexes containing organic small molecules, LigandSeek achieved single-attempt all-atom modelling success rates of 44.2% (RMSD &lt; 2 Å) and 53.2% (RMSD &lt; 3 Å). Within the first ten attempts, the corresponding success rates increased to 59.7% and 67.5%, respectively. LigandSeek connects ligand localisation, identity matching and pose reconstruction to generate accurate all-atom ligand poses from cryo-EM density maps. It provides a new tool for drug discovery and high-throughput cryo-EM screening.</w:t>
+        <w:t xml:space="preserve">We evaluated the framework on 179 complexes comprising 2,502 ligand instances. Under blind evaluation conditions, only receptors modelled de novo by CryoAtom2 were used, with no deposited receptor structures provided as input. All three LigandSeek components outperformed their respective baselines. Find achieved a one-to-one PRAUC@0.3 of 0.541, compared with 0.255 for Emap2lig-Find. Match achieved 86.6% overall matching accuracy, with a mean matching time of 0.09 s per candidate region, substantially faster than conventional reverse docking. Build reduced the median root-mean-square deviation (RMSD) of top-1 poses from 1.81 Å with the official model to 1.21 Å. In end-to-end blind evaluation across 77 complexes containing organic small molecules, LigandSeek achieved an all-atom modelling success rate of 67.5% (top-1 RMSD &lt; 3 Å). LigandSeek connects ligand localisation, identity matching and pose reconstruction to generate accurate all-atom ligand poses from cryo-EM density maps. It provides a new tool for drug discovery and high-throughput cryo-EM screening.</w:t>
       </w:r>
     </w:p>
     <w:p>
@@ -612,12 +612,12 @@
           <wp:inline>
             <wp:extent cx="5733415" cy="1941878"/>
             <wp:effectExtent b="0" l="0" r="0" t="0"/>
-            <wp:docPr descr="Fig. 1 | Automated end-to-end Find–Match–Build workflow for reconstructing ligand poses from cryo-EM data. The inputs are an experimental cryo-EM density map and either a deposited receptor structure or a receptor structure automatically modelled by CryoAtom2. Find locates candidate ligand regions (blobs B1–B5) in the cryo-EM density map. Match identifies false-positive Find predictions and matches each candidate region against all ligand identities in the same PDB entry, represented by SMILES. B1 and B2 illustrate two distinct sites assigned the same ligand identity, whereas B5 illustrates a rejected candidate region. Build combines the ligand regions predicted by Find with the ligand identities assigned by Match to generate three-dimensional ligand poses using the selected molecular docking tool." title="MDPPTFIG_eJydUs1u1DAQfpUoZ1hvtl3ajcpKqAUuBa2QuFlauY6zsTaxLdtJFgESN-iBG-LCA8CJB6ASPA3tPgYzcfanKgdEpMifZz5_M_PZr2PDfBGnUXzz6er3l5_k-t3V-usHQANj_Cq-F8VWOF02IkPSaUrpSyesozQZT5IJpWfCLb02lK6__7j-_H798fLm2y9Kgxqld-UUqwRK5XJxXzfCNlK082aEqYrZZW0wOT46ODhMxqtkcpgcHx2_OTGSp_BHq6pULmUPaVx4b1JCHC9ExdxAG6EgmWtbMQ9buyCZZa1Ui6oko-HwAamYVDTuFUDrfzTgmK-t2MrYfxLReS65ONO8roTyQcmKknmplSukcTSedhOqZib5zIYNf97MbJQJx7HKaUo640nnO-ltJ_uuEy8qA2OqGo5I4-dgMTTr5qyuWjGXjoTAfIhfMjBqAYPIDNSTESC8GcCzzYzTE7LtY9dSaJChg-eaL12k9GnB1EI8sla3hWCZQ0HU2yScEdyHIGjuju4VCKrkjgkXpTRPZFliRcTd-QBY6rwVnhcIc-C8gCpd_tZmSyK39XDnDDh80T7TGQ7Oaq-xQ5auclvhChcXrSAzhGlehbXThDimxcpHHPP9cwUWR1r_ansysLp1I2qs80-FriIEwLbQaSjLmnMXuDu0YWNe6dA62UGWlipqQWUyHo2Dyl9ZeC-PVdZFt5ilnslyE97Hper9Qod6CP80fvsH2E5_8A" id="11" name="Picture"/>
+            <wp:docPr descr="Fig. 1 | Automated end-to-end Find–Match–Build workflow for reconstructing ligand poses from cryo-EM data. The inputs are an experimental cryo-EM density map and either a deposited receptor structure or a receptor structure automatically modelled by CryoAtom2. Find locates candidate ligand regions (blobs B1–B5) in the cryo-EM density map. Match identifies false-positive Find predictions and matches each candidate region against all ligand identities in the same PDB entry, represented by SMILES. B1 and B2 illustrate two distinct sites assigned the same ligand identity, whereas B5 illustrates a rejected candidate region. Build combines the ligand regions predicted by Find with the ligand identities assigned by Match to generate three-dimensional ligand poses using the selected molecular docking tool." title="MDPPTFIG_eJydUs2O0zAQfpUoZ6ib7pa20VIJ7QKXBVVI3CxVXsdprCa2ZbtpECBxgz1wQ1x4ADjxAKwET8NuH4OZOP1ZLQdEpMifZz5_M_PZr2PDfBGnUXzz6er3l5_k-t3V5usHQD1jfBPfi2IrnC5rkSHpNKX0pRPWUZoMJ8mE0jPhll4bSjfff1x_fr_5eHnz7RelQY3Su3KKVQKlcrm4r2thaynW83qAqYrZ5cpgcjg6OjpOhk0yOU7Go_GbEyN5Cn_UVKVyKXtI48J7kxLieCEq5nraCAXJXNuKedjaBcksW0u1qEoy6PcfkIpJReNOAbT-RwOO-ZUVOxn7TyI6zyUXZ5qvKqF8ULKiZF5q5QppHI2n7YSqnkk-s2HDn9czG2XCcaxympLWeNL6TjrbyaHrxIvKwJhqBUek8XOwGJp182FWjF3jRiQE5n38kp5RCxhEZqCeDADhzQCebWecnpBdH_uWQoMMHTzXfOkipU8LphbikbV6XQiWORREvW3CGcF9CILm_uhBgaBK7phwUUrzRJYlVkTcng-Apc5b4XmBMAfOC6jS5m9tdiRyWw93zoDDF-tnOsPB2cpr7JClTW4rXOHiogYyfZjmVVhbTYhjWjQ-4pjvniuwONK6V9uRgdWuW1FjnX8qdBUhALaFTkNZVp-7wN2jLRvzSofWyR6ytFTRGlQmw8EwqPyVhffyWGVtdIdZ6pkst-FDXKrOL3Sog_BP47d_AJg6f2Q" id="11" name="Picture"/>
             <a:graphic>
               <a:graphicData uri="http://schemas.openxmlformats.org/drawingml/2006/picture">
                 <pic:pic>
                   <pic:nvPicPr>
-                    <pic:cNvPr descr="C:/Users/15919/Desktop/论文草稿/temp/manuscript_figures_aumwe_is/figure_000001.png" id="12" name="Picture"/>
+                    <pic:cNvPr descr="C:/Users/15919/Desktop/论文草稿/temp/manuscript_figures_5dh8sxs7/figure_000001.png" id="12" name="Picture"/>
                     <pic:cNvPicPr>
                       <a:picLocks noChangeArrowheads="1" noChangeAspect="1"/>
                     </pic:cNvPicPr>
@@ -698,12 +698,12 @@
           <wp:inline>
             <wp:extent cx="5733415" cy="6772630"/>
             <wp:effectExtent b="0" l="0" r="0" t="0"/>
-            <wp:docPr descr="Fig. 2 | Network architecture and data flow of the Find–Match–Build framework. a, Shared input representation. Density information is represented by four base density fields: experimental cryo-EM density M_{\mathrm{exp}}, simulated receptor density M_{\mathrm{sim}}, difference density M_{\mathrm{diff}} and positive difference density M_{\mathrm{diff}}^{+}. Each field retains both an unnormalised representation and a z-score-normalised representation. Seven deterministic spatial transformations comprise identity mapping, three-dimensional Gaussian smoothing, difference-of-Gaussians (DoG) filtering and receptor-neighbourhood suppression. These representations and transformations form a 56-channel multi-view density bank that captures multiscale geometry and local background. Protein and nucleic acid receptor atoms are represented by 50-dimensional feature vectors. These encode element type, residue category, physicochemical properties, relative mass, local packing density within concentric shells and backbone indicators. b, Joint voxel and point-cloud localisation in Find. The voxel branch uses a 3D U-Net to fuse the 56-channel density features with encoded receptor-atom features. Self-attention at the low-resolution bottleneck establishes long-range dependencies, and the main decoder head predicts voxelwise ligand-region probabilities. The point-cloud branch uses Point Transformer V3 to encode the geometry and chemistry of receptor atoms and pseudo-atoms sampled from high-probability binding regions. Multiscale feature sampling incorporates information from the voxel branch. Predicted receptor-atom binding probabilities are used to score candidate ligand regions (blobs) during inference. An AlphaFold3-style recycling mechanism iteratively improves predictions across the voxel and point-cloud branches. Blobs and pseudo-atoms provide local cues for Match. c, Foreground classification and ligand identity assignment in Match. The candidate encoder extracts a 48³ local grid centred on the geometric centre of each predicted blob. A U-Net produces the base voxel summary vector h_j^{\mathrm{vox}}. Find-derived blob features, the local binding pocket and pseudo-atom features are summarised by dual pooling and cross-attention. Feature-wise linear modulation (FiLM) adaptively enhances h_j^{\mathrm{vox}} to produce the candidate representation h_j. The identity encoder uses embeddings from the ligand language model SMI-TED as queries. Graph attention integrates features of the ligand’s own molecular graph, constructed with RDKit and encoded by a graph neural network (GNN). Context attention incorporates information from other ligand identities in the same PDB entry to produce the identity representation g_k. The foreground head predicts the foreground probability p_j^{\mathrm{fg}} from h_j. Learned linear projections and cosine similarity between h_j and g_k yield the J \times K identity-assignment score matrix s_{j,k}. J denotes the number of candidate regions, and K denotes the number of ligand identities. d, Pose reconstruction in Build. The predicted binding site p, defined as the blob geometric centre, the Match-assigned ligand identity and the receptor pocket environment are supplied to downstream docking tools. These tools generate all-atom three-dimensional ligand poses. The default tool is PocketXMol fine-tuned with density guidance; Vina, DiffDock and EMERALD are also supported." title="MDPPTFIG_eJydUsuO0zAU_ZUoa6buY9Kq0VAJdYDNDKqQ2FmqPInTWI0fsp02CJDYIRbsRmz4AVZ8AEjwNczMZ3BvnD5GzAIRKfK5vsfn3nvsN7FhvozTKL69_vH7y09yyX2p85v3GPSM8U38KIotd7ra8Bx585TSV45bR-kgmQ6mlJ5zt_baUHr37fvN5w93nz7efv1FaRCk9EFFxSRHtUKsTmRLONmcYkIyu64NppLJaHQ6SJrxZDIcj_pvz4zIUvijRlbKpewxjUvvTUqIy0oumetpwxUkC20l8xDaFckt2wq1khUZ9vtjIplQNO4UQOt_NOCYry3fy9h_EtFFITJ-rrNacuWDkuUV80IrVwrjaDxrJ1SbhcgWNgTZi83CRjl3GVaZp6R1nrTGk853cmw78VwaGFPVcEQYvwSDoVm3ZLXc8qVwJGws-_gNe0atYBCRg_ogAYT3Anixm3F2RvZ9HFoKDTJ08EJnaxcpPS-ZWvEn1uptyVnuUBD1dglneObDJmgejh4VCKrkLxOuKmGeiarCiojb8wGw1HnLfVYiLIDzEqq0-XvBnkTu62HkDDh8tb3UOQ7Oaq-xQ5Y2hZW4wsVFDWT6MM3rsLaasI9p3vgow3z3XIGVIa17tR0ZWO26EzXW-edcywgBsC10GsqyzYUL3APasTGvdGidHCBLKxVtQWWaDJOg8iAL7-WpytvdPWapZ6LabR_jSnV-oUMdhH8Wv_sD_2h_VA" id="14" name="Picture"/>
+            <wp:docPr descr="Fig. 2 | Network architecture and data flow of the Find–Match–Build framework. a, Shared input representation. Density information is represented by four base density fields: experimental cryo-EM density M_{\mathrm{exp}}, simulated receptor density M_{\mathrm{sim}}, difference density M_{\mathrm{diff}} and positive difference density M_{\mathrm{diff}}^{+}. Each field retains both an unnormalised representation and a z-score-normalised representation. Seven deterministic spatial transformations comprise identity mapping, three-dimensional Gaussian smoothing, difference-of-Gaussians (DoG) filtering and receptor-neighbourhood suppression. These representations and transformations form a 56-channel multi-view density bank that captures multiscale geometry and local background. Protein and nucleic acid receptor atoms are represented by 50-dimensional feature vectors. These encode element type, residue category, physicochemical properties, relative mass, local packing density within concentric shells and backbone indicators. b, Joint voxel and point-cloud localisation in Find. The voxel branch uses a 3D U-Net to fuse the 56-channel density features with encoded receptor-atom features. Self-attention at the low-resolution bottleneck establishes long-range dependencies, and the main decoder head predicts voxelwise ligand-region probabilities. The point-cloud branch uses Point Transformer V3 to encode the geometry and chemistry of receptor atoms and pseudo-atoms sampled from high-probability binding regions. Multiscale feature sampling incorporates information from the voxel branch. Predicted receptor-atom binding probabilities are used to score candidate ligand regions (blobs) during inference. An AlphaFold3-style recycling mechanism iteratively improves predictions across the voxel and point-cloud branches. Blobs and pseudo-atoms provide local cues for Match. c, Foreground classification and ligand identity assignment in Match. The candidate encoder extracts a 48³ local grid centred on the geometric centre of each predicted blob. A U-Net produces the base voxel summary vector h_j^{\mathrm{vox}}. Find-derived blob features, the local binding pocket and pseudo-atom features are summarised by dual pooling and cross-attention. Feature-wise linear modulation (FiLM) adaptively enhances h_j^{\mathrm{vox}} to produce the candidate representation h_j. The identity encoder uses embeddings from the ligand language model SMI-TED as queries. Graph attention integrates features of the ligand’s own molecular graph, constructed with RDKit and encoded by a graph neural network (GNN). Context attention incorporates information from other ligand identities in the same PDB entry to produce the identity representation g_k. The foreground head predicts the foreground probability p_j^{\mathrm{fg}} from h_j. Learned linear projections and cosine similarity between h_j and g_k yield the J \times K identity-assignment score matrix s_{j,k}. J denotes the number of candidate regions, and K denotes the number of ligand identities. d, Pose reconstruction in Build. The predicted binding site p, defined as the blob geometric centre, the Match-assigned ligand identity and the receptor pocket environment are supplied to downstream docking tools. These tools generate all-atom three-dimensional ligand poses. The default tool is PocketXMol fine-tuned with density guidance; Vina, DiffDock and EMERALD are also supported." title="MDPPTFIG_eJydUkuOEzEQvUqr10ycz3RCWkMklAE2MyhCYmcp8ridtJX2R7aTNAIkdogFO8SGC7DiACDBaZiZY1DV7nxGzALRUsuvXM-vqp79OrUslGmepDeffvz-8pNcilCa4vodBh1rQ50-SFInvKk2okDeNKf0pRfOU9rLxr0xpefCr4KxlN5--379-f3txw83X39RGgUpvVdRMyVQbSGXJ6ohnGxOMaGYW60tprLRYHDay-rhaNQfDrpvzqzkOfxJrSrtc_aIpmUINifE81Io5jvGCg3JhXGKBQjdkhSObaVeqor0u90hUUxqmrYKoPU_GnAsrJ3Yy7h_EjGLheTi3PC1EjpEJScqFqTRvpTW03TSTKg3M8lnLgb8-WbmkkJ4jlWmOWmcJ43xpPWdHNtOglAWxtRrOCJtmIPB0KyfZ0X50Nd-ROLGvItfv2P1EgaRBaj3MkB4L4BnuxknZ2Tfx6Gl2CBDBy8MX_lEm2nJ9FI8ds5sS8EKj4Kot0t4K3iIm6B5OHpUIKqSv0y4qqR9KqsKKyJuzkfAch-cCLxEuADOC6jS5O8EexK5q4eRt-Dw1fbSFDg4WweDHbK8XjiFK1xcUkOmC9O8imujCfuYFnVIOObb5wosjrT21bZkYDXrTtQ6H54JoxIEwHbQaSzLNhc-cg9ox8a8NrF1coAsr3SyBZVx1s-iyr0svJcnumh295jlgclqt32MK936hQ61EP5J-vYPv1R-yA" id="14" name="Picture"/>
             <a:graphic>
               <a:graphicData uri="http://schemas.openxmlformats.org/drawingml/2006/picture">
                 <pic:pic>
                   <pic:nvPicPr>
-                    <pic:cNvPr descr="C:/Users/15919/Desktop/论文草稿/temp/manuscript_figures_aumwe_is/figure_000002.png" id="15" name="Picture"/>
+                    <pic:cNvPr descr="C:/Users/15919/Desktop/论文草稿/temp/manuscript_figures_5dh8sxs7/figure_000002.png" id="15" name="Picture"/>
                     <pic:cNvPicPr>
                       <a:picLocks noChangeArrowheads="1" noChangeAspect="1"/>
                     </pic:cNvPicPr>

--- a/draft.nature.docx
+++ b/draft.nature.docx
@@ -33,7 +33,7 @@
       </w:r>
     </w:p>
     <w:bookmarkEnd w:id="9"/>
-    <w:bookmarkStart w:id="29" w:name="introduction"/>
+    <w:bookmarkStart w:id="10" w:name="introduction"/>
     <w:p>
       <w:pPr>
         <w:pStyle w:val="Heading1"/>
@@ -138,7 +138,7 @@
           <w:rFonts w:ascii="Times New Roman" w:hAnsi="Times New Roman"/>
           <w:sz w:val="24"/>
         </w:rPr>
-        <w:t xml:space="preserve">have advanced automated modelling of protein and nucleic acid structures. Ligands bound in binding pockets often control catalysis, conformational switching and signalling cascades in these complexes. Their binding poses also underpin structure-based drug design</w:t>
+        <w:t xml:space="preserve">have advanced automated modelling of protein and nucleic acid structures. However, ligands bound in the binding pockets of these complexes often regulate catalysis, conformational switching and signalling cascades</w:t>
       </w:r>
       <w:r>
         <w:rPr>
@@ -417,7 +417,7 @@
           <w:rFonts w:ascii="Times New Roman" w:hAnsi="Times New Roman"/>
           <w:sz w:val="24"/>
         </w:rPr>
-        <w:t xml:space="preserve">rely primarily on receptor structures, failing to exploit experimental density to guide pose generation. Conversely, density-only deep learning tools such as Emap2lig-Build</w:t>
+        <w:t xml:space="preserve">usually rely primarily on receptor structures, failing to exploit experimental density to guide pose generation. Conversely, density-only deep learning tools such as Emap2lig-Build</w:t>
       </w:r>
       <w:r>
         <w:rPr>
@@ -595,6 +595,23 @@
         <w:t xml:space="preserve">We evaluated the framework on 179 complexes comprising 2,502 ligand instances. Under blind evaluation conditions, only receptors modelled de novo by CryoAtom2 were used, with no deposited receptor structures provided as input. All three LigandSeek components outperformed their respective baselines. Find achieved a one-to-one PRAUC@0.3 of 0.541, compared with 0.255 for Emap2lig-Find. Match achieved 86.6% overall matching accuracy, with a mean matching time of 0.09 s per candidate region, substantially faster than conventional reverse docking. Build reduced the median root-mean-square deviation (RMSD) of top-1 poses from 1.81 Å with the official model to 1.21 Å. In end-to-end blind evaluation across 77 complexes containing organic small molecules, LigandSeek achieved an all-atom modelling success rate of 67.5% (top-1 RMSD &lt; 3 Å). LigandSeek connects ligand localisation, identity matching and pose reconstruction to generate accurate all-atom ligand poses from cryo-EM density maps. It provides a new tool for drug discovery and high-throughput cryo-EM screening.</w:t>
       </w:r>
     </w:p>
+    <w:bookmarkEnd w:id="10"/>
+    <w:bookmarkStart w:id="30" w:name="overview"/>
+    <w:p>
+      <w:pPr>
+        <w:pStyle w:val="Heading1"/>
+        <w:keepNext/>
+        <w:spacing w:line="480" w:lineRule="auto"/>
+        <w:ind w:firstLine="0"/>
+      </w:pPr>
+      <w:r>
+        <w:rPr>
+          <w:rFonts w:ascii="Times New Roman" w:hAnsi="Times New Roman"/>
+          <w:sz w:val="24"/>
+        </w:rPr>
+        <w:t xml:space="preserve">Overview</w:t>
+      </w:r>
+    </w:p>
     <w:p>
       <w:pPr>
         <w:pStyle w:val="CaptionedFigure"/>
@@ -612,18 +629,18 @@
           <wp:inline>
             <wp:extent cx="5733415" cy="1941878"/>
             <wp:effectExtent b="0" l="0" r="0" t="0"/>
-            <wp:docPr descr="Fig. 1 | Automated end-to-end Find–Match–Build workflow for reconstructing ligand poses from cryo-EM data. The inputs are an experimental cryo-EM density map and either a deposited receptor structure or a receptor structure automatically modelled by CryoAtom2. Find locates candidate ligand regions (blobs B1–B5) in the cryo-EM density map. Match identifies false-positive Find predictions and matches each candidate region against all ligand identities in the same PDB entry, represented by SMILES. B1 and B2 illustrate two distinct sites assigned the same ligand identity, whereas B5 illustrates a rejected candidate region. Build combines the ligand regions predicted by Find with the ligand identities assigned by Match to generate three-dimensional ligand poses using the selected molecular docking tool." title="MDPPTFIG_eJydUs2O0zAQfpUoZ6ib7pa20VIJ7QKXBVVI3CxVXsdprCa2ZbtpECBxgz1wQ1x4ADjxAKwET8NuH4OZOP1ZLQdEpMifZz5_M_PZr2PDfBGnUXzz6er3l5_k-t3V5usHQD1jfBPfi2IrnC5rkSHpNKX0pRPWUZoMJ8mE0jPhll4bSjfff1x_fr_5eHnz7RelQY3Su3KKVQKlcrm4r2thaynW83qAqYrZ5cpgcjg6OjpOhk0yOU7Go_GbEyN5Cn_UVKVyKXtI48J7kxLieCEq5nraCAXJXNuKedjaBcksW0u1qEoy6PcfkIpJReNOAbT-RwOO-ZUVOxn7TyI6zyUXZ5qvKqF8ULKiZF5q5QppHI2n7YSqnkk-s2HDn9czG2XCcaxympLWeNL6TjrbyaHrxIvKwJhqBUek8XOwGJp182FWjF3jRiQE5n38kp5RCxhEZqCeDADhzQCebWecnpBdH_uWQoMMHTzXfOkipU8LphbikbV6XQiWORREvW3CGcF9CILm_uhBgaBK7phwUUrzRJYlVkTcng-Apc5b4XmBMAfOC6jS5m9tdiRyWw93zoDDF-tnOsPB2cpr7JClTW4rXOHiogYyfZjmVVhbTYhjWjQ-4pjvniuwONK6V9uRgdWuW1FjnX8qdBUhALaFTkNZVp-7wN2jLRvzSofWyR6ytFTRGlQmw8EwqPyVhffyWGVtdIdZ6pkst-FDXKrOL3Sog_BP47d_AJg6f2Q" id="11" name="Picture"/>
+            <wp:docPr descr="Fig. 1 | Automated end-to-end Find–Match–Build workflow for reconstructing ligand poses from cryo-EM data. The inputs are an experimental cryo-EM density map and either a deposited receptor structure or a receptor structure automatically modelled by CryoAtom2. Find locates candidate ligand regions (blobs B1–B5) in the cryo-EM density map. Match identifies false-positive Find predictions and matches each candidate region against all ligand identities in the same PDB entry, represented by SMILES. B1 and B2 illustrate two distinct sites assigned the same ligand identity, whereas B5 illustrates a rejected candidate region. Build combines the ligand regions predicted by Find with the ligand identities assigned by Match to generate three-dimensional ligand poses using the selected molecular docking tool." title="MDPPTFIG_eJydUs2O0zAQfpUoZ1g37ZZuo6US6gKXBVVI3CxVXsdprCa2sd00CJC4AQduiAsPACcegJXgadjtYzATpz-r5YCIFPnzzOdvZj77VWyYL-I0iq8_Xf7-8pNcvb3cfH0P6MgY38R3otgKp8taZEiappQ-d8I6SpPhOBlTeibc0mtD6eb7j6vP7zYfP1x_-0VpUKP0tpxilUCpXC7u6lrYWor1vO5jqmJ2uTKYHI4Gg-Nk2CTj4-RkdPL61Eiewh81Valcyu7TuPDepIQ4XoiKuSNthIJkrm3FPGztgmSWraVaVCXp93r3SMWkonGnAFr_owHH_MqKnYz9JxGd55KLM81XlVA-KFlRMi-1coU0jsaTdkJVzySf2bDhT-uZjTLhOFaZpqQ1nrS-k852cug68aIyMKZawRFp_BwshmbdfPQiy5arpE9CYN7DLzkyagGDyAzUkwEgvBnAs-2Mk1Oy62PfUmiQoYPnmi9dpPS0YGohHlir14VgmUNB1NsmnBHchyBo7o8eFAiq5JYJF6U0j2RZYkXE7fkAWOq8FZ4XCHPgPIMqbf7GZkciN_Vw5ww4fLF-ojMcnK28xg5Z2uS2whUuLmog04NpXoa11YQ4pkXjI4757rkCiyOte7UdGVjtuhU11vnHQlcRAmBb6DSUZfW5C9w92rIxr3RonewhS0sVrUFlPOwPg8pfWXgvD1XWRneYpZ7Jchs-xKXq_EKHOgj_JH7zB120f0o" id="12" name="Picture"/>
             <a:graphic>
               <a:graphicData uri="http://schemas.openxmlformats.org/drawingml/2006/picture">
                 <pic:pic>
                   <pic:nvPicPr>
-                    <pic:cNvPr descr="C:/Users/15919/Desktop/论文草稿/temp/manuscript_figures_5dh8sxs7/figure_000001.png" id="12" name="Picture"/>
+                    <pic:cNvPr descr="C:/Users/15919/Desktop/论文草稿/temp/manuscript_figures_7qddku12/figure_000001.png" id="13" name="Picture"/>
                     <pic:cNvPicPr>
                       <a:picLocks noChangeArrowheads="1" noChangeAspect="1"/>
                     </pic:cNvPicPr>
                   </pic:nvPicPr>
                   <pic:blipFill>
-                    <a:blip r:embed="rId10"/>
+                    <a:blip r:embed="rId11"/>
                     <a:stretch>
                       <a:fillRect/>
                     </a:stretch>
@@ -683,6 +700,1787 @@
     </w:p>
     <w:p>
       <w:pPr>
+        <w:pStyle w:val="BodyText"/>
+        <w:spacing w:line="480" w:lineRule="auto" w:after="120"/>
+        <w:ind w:firstLine="480"/>
+      </w:pPr>
+      <w:r>
+        <w:rPr>
+          <w:rFonts w:ascii="Times New Roman" w:hAnsi="Times New Roman"/>
+          <w:sz w:val="24"/>
+        </w:rPr>
+        <w:t xml:space="preserve">LigandSeek takes protein and nucleic acid receptor structures, either deposited or automatically modelled by CryoAtom2, together with three-dimensional cryo-EM density maps.</w:t>
+      </w:r>
+    </w:p>
+    <w:p>
+      <w:pPr>
+        <w:pStyle w:val="BodyText"/>
+        <w:spacing w:line="480" w:lineRule="auto" w:after="120"/>
+        <w:ind w:firstLine="480"/>
+      </w:pPr>
+      <w:r>
+        <w:rPr>
+          <w:rFonts w:ascii="Times New Roman" w:hAnsi="Times New Roman"/>
+          <w:sz w:val="24"/>
+        </w:rPr>
+        <w:t xml:space="preserve">We represent protein and nucleic acid receptors uniformly as</w:t>
+      </w:r>
+      <w:r>
+        <w:rPr>
+          <w:rFonts w:ascii="Times New Roman" w:hAnsi="Times New Roman"/>
+          <w:sz w:val="24"/>
+        </w:rPr>
+        <w:t xml:space="preserve"> </w:t>
+      </w:r>
+      <m:oMath>
+        <m:r>
+          <m:t>A</m:t>
+        </m:r>
+        <m:r>
+          <m:rPr>
+            <m:sty m:val="p"/>
+          </m:rPr>
+          <m:t>=</m:t>
+        </m:r>
+        <m:r>
+          <m:rPr>
+            <m:sty m:val="p"/>
+          </m:rPr>
+          <m:t>{</m:t>
+        </m:r>
+        <m:r>
+          <m:rPr>
+            <m:sty m:val="p"/>
+          </m:rPr>
+          <m:t>(</m:t>
+        </m:r>
+        <m:sSub>
+          <m:e>
+            <m:r>
+              <m:t>a</m:t>
+            </m:r>
+          </m:e>
+          <m:sub>
+            <m:r>
+              <m:t>i</m:t>
+            </m:r>
+          </m:sub>
+        </m:sSub>
+        <m:r>
+          <m:rPr>
+            <m:sty m:val="p"/>
+          </m:rPr>
+          <m:t>,</m:t>
+        </m:r>
+        <m:sSub>
+          <m:e>
+            <m:r>
+              <m:t>x</m:t>
+            </m:r>
+          </m:e>
+          <m:sub>
+            <m:r>
+              <m:t>i</m:t>
+            </m:r>
+          </m:sub>
+        </m:sSub>
+        <m:r>
+          <m:rPr>
+            <m:sty m:val="p"/>
+          </m:rPr>
+          <m:t>)</m:t>
+        </m:r>
+        <m:sSubSup>
+          <m:e>
+            <m:r>
+              <m:rPr>
+                <m:sty m:val="p"/>
+              </m:rPr>
+              <m:t>}</m:t>
+            </m:r>
+          </m:e>
+          <m:sub>
+            <m:r>
+              <m:t>i</m:t>
+            </m:r>
+            <m:r>
+              <m:rPr>
+                <m:sty m:val="p"/>
+              </m:rPr>
+              <m:t>=</m:t>
+            </m:r>
+            <m:r>
+              <m:t>1</m:t>
+            </m:r>
+          </m:sub>
+          <m:sup>
+            <m:r>
+              <m:t>n</m:t>
+            </m:r>
+          </m:sup>
+        </m:sSubSup>
+      </m:oMath>
+      <w:r>
+        <w:rPr>
+          <w:rFonts w:ascii="Times New Roman" w:hAnsi="Times New Roman"/>
+          <w:sz w:val="24"/>
+        </w:rPr>
+        <w:t xml:space="preserve">. Here,</w:t>
+      </w:r>
+      <w:r>
+        <w:rPr>
+          <w:rFonts w:ascii="Times New Roman" w:hAnsi="Times New Roman"/>
+          <w:sz w:val="24"/>
+        </w:rPr>
+        <w:t xml:space="preserve"> </w:t>
+      </w:r>
+      <m:oMath>
+        <m:r>
+          <m:t>n</m:t>
+        </m:r>
+      </m:oMath>
+      <w:r>
+        <w:rPr>
+          <w:rFonts w:ascii="Times New Roman" w:hAnsi="Times New Roman"/>
+          <w:sz w:val="24"/>
+        </w:rPr>
+        <w:t xml:space="preserve"> </w:t>
+      </w:r>
+      <w:r>
+        <w:rPr>
+          <w:rFonts w:ascii="Times New Roman" w:hAnsi="Times New Roman"/>
+          <w:sz w:val="24"/>
+        </w:rPr>
+        <w:t xml:space="preserve">is the number of receptor atoms, and</w:t>
+      </w:r>
+      <w:r>
+        <w:rPr>
+          <w:rFonts w:ascii="Times New Roman" w:hAnsi="Times New Roman"/>
+          <w:sz w:val="24"/>
+        </w:rPr>
+        <w:t xml:space="preserve"> </w:t>
+      </w:r>
+      <m:oMath>
+        <m:sSub>
+          <m:e>
+            <m:r>
+              <m:t>x</m:t>
+            </m:r>
+          </m:e>
+          <m:sub>
+            <m:r>
+              <m:t>i</m:t>
+            </m:r>
+          </m:sub>
+        </m:sSub>
+        <m:r>
+          <m:rPr>
+            <m:sty m:val="p"/>
+          </m:rPr>
+          <m:t>∈</m:t>
+        </m:r>
+        <m:sSup>
+          <m:e>
+            <m:r>
+              <m:rPr>
+                <m:scr m:val="double-struck"/>
+                <m:sty m:val="p"/>
+              </m:rPr>
+              <m:t>R</m:t>
+            </m:r>
+          </m:e>
+          <m:sup>
+            <m:r>
+              <m:t>3</m:t>
+            </m:r>
+          </m:sup>
+        </m:sSup>
+      </m:oMath>
+      <w:r>
+        <w:rPr>
+          <w:rFonts w:ascii="Times New Roman" w:hAnsi="Times New Roman"/>
+          <w:sz w:val="24"/>
+        </w:rPr>
+        <w:t xml:space="preserve"> </w:t>
+      </w:r>
+      <w:r>
+        <w:rPr>
+          <w:rFonts w:ascii="Times New Roman" w:hAnsi="Times New Roman"/>
+          <w:sz w:val="24"/>
+        </w:rPr>
+        <w:t xml:space="preserve">is the spatial position of atom</w:t>
+      </w:r>
+      <w:r>
+        <w:rPr>
+          <w:rFonts w:ascii="Times New Roman" w:hAnsi="Times New Roman"/>
+          <w:sz w:val="24"/>
+        </w:rPr>
+        <w:t xml:space="preserve"> </w:t>
+      </w:r>
+      <m:oMath>
+        <m:r>
+          <m:t>i</m:t>
+        </m:r>
+      </m:oMath>
+      <w:r>
+        <w:rPr>
+          <w:rFonts w:ascii="Times New Roman" w:hAnsi="Times New Roman"/>
+          <w:sz w:val="24"/>
+        </w:rPr>
+        <w:t xml:space="preserve">. The representation</w:t>
+      </w:r>
+      <w:r>
+        <w:rPr>
+          <w:rFonts w:ascii="Times New Roman" w:hAnsi="Times New Roman"/>
+          <w:sz w:val="24"/>
+        </w:rPr>
+        <w:t xml:space="preserve"> </w:t>
+      </w:r>
+      <m:oMath>
+        <m:sSub>
+          <m:e>
+            <m:r>
+              <m:t>a</m:t>
+            </m:r>
+          </m:e>
+          <m:sub>
+            <m:r>
+              <m:t>i</m:t>
+            </m:r>
+          </m:sub>
+        </m:sSub>
+      </m:oMath>
+      <w:r>
+        <w:rPr>
+          <w:rFonts w:ascii="Times New Roman" w:hAnsi="Times New Roman"/>
+          <w:sz w:val="24"/>
+        </w:rPr>
+        <w:t xml:space="preserve"> </w:t>
+      </w:r>
+      <w:r>
+        <w:rPr>
+          <w:rFonts w:ascii="Times New Roman" w:hAnsi="Times New Roman"/>
+          <w:sz w:val="24"/>
+        </w:rPr>
+        <w:t xml:space="preserve">encodes the atom’s attributes, such as its element type and amino acid or nucleotide type. These attributes are represented by a 50-dimensional feature vector for each receptor atom.</w:t>
+      </w:r>
+    </w:p>
+    <w:p>
+      <w:pPr>
+        <w:pStyle w:val="BodyText"/>
+        <w:spacing w:line="480" w:lineRule="auto" w:after="120"/>
+        <w:ind w:firstLine="480"/>
+      </w:pPr>
+      <w:r>
+        <w:rPr>
+          <w:rFonts w:ascii="Times New Roman" w:hAnsi="Times New Roman"/>
+          <w:sz w:val="24"/>
+        </w:rPr>
+        <w:t xml:space="preserve">Let</w:t>
+      </w:r>
+      <w:r>
+        <w:rPr>
+          <w:rFonts w:ascii="Times New Roman" w:hAnsi="Times New Roman"/>
+          <w:sz w:val="24"/>
+        </w:rPr>
+        <w:t xml:space="preserve"> </w:t>
+      </w:r>
+      <m:oMath>
+        <m:sSub>
+          <m:e>
+            <m:r>
+              <m:t>M</m:t>
+            </m:r>
+          </m:e>
+          <m:sub>
+            <m:r>
+              <m:t>e</m:t>
+            </m:r>
+            <m:r>
+              <m:t>x</m:t>
+            </m:r>
+            <m:r>
+              <m:t>p</m:t>
+            </m:r>
+          </m:sub>
+        </m:sSub>
+        <m:r>
+          <m:rPr>
+            <m:sty m:val="p"/>
+          </m:rPr>
+          <m:t>∈</m:t>
+        </m:r>
+        <m:sSup>
+          <m:e>
+            <m:r>
+              <m:rPr>
+                <m:scr m:val="double-struck"/>
+                <m:sty m:val="p"/>
+              </m:rPr>
+              <m:t>R</m:t>
+            </m:r>
+          </m:e>
+          <m:sup>
+            <m:r>
+              <m:t>D</m:t>
+            </m:r>
+            <m:r>
+              <m:rPr>
+                <m:sty m:val="p"/>
+              </m:rPr>
+              <m:t>×</m:t>
+            </m:r>
+            <m:r>
+              <m:t>H</m:t>
+            </m:r>
+            <m:r>
+              <m:rPr>
+                <m:sty m:val="p"/>
+              </m:rPr>
+              <m:t>×</m:t>
+            </m:r>
+            <m:r>
+              <m:t>W</m:t>
+            </m:r>
+          </m:sup>
+        </m:sSup>
+      </m:oMath>
+      <w:r>
+        <w:rPr>
+          <w:rFonts w:ascii="Times New Roman" w:hAnsi="Times New Roman"/>
+          <w:sz w:val="24"/>
+        </w:rPr>
+        <w:t xml:space="preserve"> </w:t>
+      </w:r>
+      <w:r>
+        <w:rPr>
+          <w:rFonts w:ascii="Times New Roman" w:hAnsi="Times New Roman"/>
+          <w:sz w:val="24"/>
+        </w:rPr>
+        <w:t xml:space="preserve">denote the voxelised three-dimensional cryo-EM density map. The receptor structure yields a simulated density map</w:t>
+      </w:r>
+      <w:r>
+        <w:rPr>
+          <w:rFonts w:ascii="Times New Roman" w:hAnsi="Times New Roman"/>
+          <w:sz w:val="24"/>
+        </w:rPr>
+        <w:t xml:space="preserve"> </w:t>
+      </w:r>
+      <m:oMath>
+        <m:sSub>
+          <m:e>
+            <m:r>
+              <m:t>M</m:t>
+            </m:r>
+          </m:e>
+          <m:sub>
+            <m:r>
+              <m:t>s</m:t>
+            </m:r>
+            <m:r>
+              <m:t>i</m:t>
+            </m:r>
+            <m:r>
+              <m:t>m</m:t>
+            </m:r>
+          </m:sub>
+        </m:sSub>
+        <m:r>
+          <m:rPr>
+            <m:sty m:val="p"/>
+          </m:rPr>
+          <m:t>∈</m:t>
+        </m:r>
+        <m:sSup>
+          <m:e>
+            <m:r>
+              <m:rPr>
+                <m:scr m:val="double-struck"/>
+                <m:sty m:val="p"/>
+              </m:rPr>
+              <m:t>R</m:t>
+            </m:r>
+          </m:e>
+          <m:sup>
+            <m:r>
+              <m:t>D</m:t>
+            </m:r>
+            <m:r>
+              <m:rPr>
+                <m:sty m:val="p"/>
+              </m:rPr>
+              <m:t>×</m:t>
+            </m:r>
+            <m:r>
+              <m:t>H</m:t>
+            </m:r>
+            <m:r>
+              <m:rPr>
+                <m:sty m:val="p"/>
+              </m:rPr>
+              <m:t>×</m:t>
+            </m:r>
+            <m:r>
+              <m:t>W</m:t>
+            </m:r>
+          </m:sup>
+        </m:sSup>
+      </m:oMath>
+      <w:r>
+        <w:rPr>
+          <w:rFonts w:ascii="Times New Roman" w:hAnsi="Times New Roman"/>
+          <w:sz w:val="24"/>
+        </w:rPr>
+        <w:t xml:space="preserve"> </w:t>
+      </w:r>
+      <w:r>
+        <w:rPr>
+          <w:rFonts w:ascii="Times New Roman" w:hAnsi="Times New Roman"/>
+          <w:sz w:val="24"/>
+        </w:rPr>
+        <w:t xml:space="preserve">of the same dimensions. From</w:t>
+      </w:r>
+      <w:r>
+        <w:rPr>
+          <w:rFonts w:ascii="Times New Roman" w:hAnsi="Times New Roman"/>
+          <w:sz w:val="24"/>
+        </w:rPr>
+        <w:t xml:space="preserve"> </w:t>
+      </w:r>
+      <m:oMath>
+        <m:sSub>
+          <m:e>
+            <m:r>
+              <m:t>M</m:t>
+            </m:r>
+          </m:e>
+          <m:sub>
+            <m:r>
+              <m:t>e</m:t>
+            </m:r>
+            <m:r>
+              <m:t>x</m:t>
+            </m:r>
+            <m:r>
+              <m:t>p</m:t>
+            </m:r>
+          </m:sub>
+        </m:sSub>
+      </m:oMath>
+      <w:r>
+        <w:rPr>
+          <w:rFonts w:ascii="Times New Roman" w:hAnsi="Times New Roman"/>
+          <w:sz w:val="24"/>
+        </w:rPr>
+        <w:t xml:space="preserve"> </w:t>
+      </w:r>
+      <w:r>
+        <w:rPr>
+          <w:rFonts w:ascii="Times New Roman" w:hAnsi="Times New Roman"/>
+          <w:sz w:val="24"/>
+        </w:rPr>
+        <w:t xml:space="preserve">and</w:t>
+      </w:r>
+      <w:r>
+        <w:rPr>
+          <w:rFonts w:ascii="Times New Roman" w:hAnsi="Times New Roman"/>
+          <w:sz w:val="24"/>
+        </w:rPr>
+        <w:t xml:space="preserve"> </w:t>
+      </w:r>
+      <m:oMath>
+        <m:sSub>
+          <m:e>
+            <m:r>
+              <m:t>M</m:t>
+            </m:r>
+          </m:e>
+          <m:sub>
+            <m:r>
+              <m:t>s</m:t>
+            </m:r>
+            <m:r>
+              <m:t>i</m:t>
+            </m:r>
+            <m:r>
+              <m:t>m</m:t>
+            </m:r>
+          </m:sub>
+        </m:sSub>
+      </m:oMath>
+      <w:r>
+        <w:rPr>
+          <w:rFonts w:ascii="Times New Roman" w:hAnsi="Times New Roman"/>
+          <w:sz w:val="24"/>
+        </w:rPr>
+        <w:t xml:space="preserve">, we construct a 56-channel multi-view density bank</w:t>
+      </w:r>
+      <w:r>
+        <w:rPr>
+          <w:rFonts w:ascii="Times New Roman" w:hAnsi="Times New Roman"/>
+          <w:sz w:val="24"/>
+        </w:rPr>
+        <w:t xml:space="preserve"> </w:t>
+      </w:r>
+      <m:oMath>
+        <m:r>
+          <m:t>M</m:t>
+        </m:r>
+        <m:r>
+          <m:rPr>
+            <m:sty m:val="p"/>
+          </m:rPr>
+          <m:t>∈</m:t>
+        </m:r>
+        <m:sSup>
+          <m:e>
+            <m:r>
+              <m:rPr>
+                <m:scr m:val="double-struck"/>
+                <m:sty m:val="p"/>
+              </m:rPr>
+              <m:t>R</m:t>
+            </m:r>
+          </m:e>
+          <m:sup>
+            <m:r>
+              <m:t>56</m:t>
+            </m:r>
+            <m:r>
+              <m:rPr>
+                <m:sty m:val="p"/>
+              </m:rPr>
+              <m:t>×</m:t>
+            </m:r>
+            <m:r>
+              <m:t>D</m:t>
+            </m:r>
+            <m:r>
+              <m:rPr>
+                <m:sty m:val="p"/>
+              </m:rPr>
+              <m:t>×</m:t>
+            </m:r>
+            <m:r>
+              <m:t>H</m:t>
+            </m:r>
+            <m:r>
+              <m:rPr>
+                <m:sty m:val="p"/>
+              </m:rPr>
+              <m:t>×</m:t>
+            </m:r>
+            <m:r>
+              <m:t>W</m:t>
+            </m:r>
+          </m:sup>
+        </m:sSup>
+      </m:oMath>
+      <w:r>
+        <w:rPr>
+          <w:rFonts w:ascii="Times New Roman" w:hAnsi="Times New Roman"/>
+          <w:sz w:val="24"/>
+        </w:rPr>
+        <w:t xml:space="preserve">.</w:t>
+      </w:r>
+    </w:p>
+    <w:p>
+      <w:pPr>
+        <w:pStyle w:val="BodyText"/>
+        <w:spacing w:line="480" w:lineRule="auto" w:after="120"/>
+        <w:ind w:firstLine="480"/>
+      </w:pPr>
+      <w:r>
+        <w:rPr>
+          <w:rStyle w:val="MDFIGREF_eJyrrk7LTC9KTbMCUrr5ZalFZZmp5fFlRrW1AI3eCn8"/>
+          <w:rFonts w:ascii="Times New Roman" w:hAnsi="Times New Roman"/>
+          <w:sz w:val="24"/>
+        </w:rPr>
+        <w:t xml:space="preserve">Fig. 1</w:t>
+      </w:r>
+      <w:r>
+        <w:rPr>
+          <w:rFonts w:ascii="Times New Roman" w:hAnsi="Times New Roman"/>
+          <w:sz w:val="24"/>
+        </w:rPr>
+        <w:t xml:space="preserve"> </w:t>
+      </w:r>
+      <w:r>
+        <w:rPr>
+          <w:rFonts w:ascii="Times New Roman" w:hAnsi="Times New Roman"/>
+          <w:sz w:val="24"/>
+        </w:rPr>
+        <w:t xml:space="preserve">shows the model inputs, outputs and overall workflow. LigandSeek reconstructs ligand poses end to end through three stages: Find, Match and Build. The 50-dimensional receptor-atom features and the multi-view density bank are the main inputs shared by all three stages.</w:t>
+      </w:r>
+      <w:r>
+        <w:rPr>
+          <w:rFonts w:ascii="Times New Roman" w:hAnsi="Times New Roman"/>
+          <w:sz w:val="24"/>
+        </w:rPr>
+        <w:t xml:space="preserve"> </w:t>
+      </w:r>
+      <w:r>
+        <w:rPr>
+          <w:rStyle w:val="MDFIGREF_eJyrrk7LTC9KTbMCUrq5qSUZ-Sm6ZSa1tQB3QQlZ"/>
+          <w:rFonts w:ascii="Times New Roman" w:hAnsi="Times New Roman"/>
+          <w:sz w:val="24"/>
+        </w:rPr>
+        <w:t xml:space="preserve">Fig. 2</w:t>
+      </w:r>
+      <w:r>
+        <w:rPr>
+          <w:rFonts w:ascii="Times New Roman" w:hAnsi="Times New Roman"/>
+          <w:sz w:val="24"/>
+        </w:rPr>
+        <w:t xml:space="preserve"> </w:t>
+      </w:r>
+      <w:r>
+        <w:rPr>
+          <w:rFonts w:ascii="Times New Roman" w:hAnsi="Times New Roman"/>
+          <w:sz w:val="24"/>
+        </w:rPr>
+        <w:t xml:space="preserve">shows the overall network architecture, with further details provided in Methods.</w:t>
+      </w:r>
+    </w:p>
+    <w:p>
+      <w:pPr>
+        <w:pStyle w:val="BodyText"/>
+        <w:spacing w:line="480" w:lineRule="auto" w:after="120"/>
+        <w:ind w:firstLine="480"/>
+      </w:pPr>
+      <w:r>
+        <w:rPr>
+          <w:rFonts w:ascii="Times New Roman" w:hAnsi="Times New Roman"/>
+          <w:sz w:val="24"/>
+        </w:rPr>
+        <w:t xml:space="preserve">Find combines receptor information and experimental density information to predict ligand regions. It produces</w:t>
+      </w:r>
+      <w:r>
+        <w:rPr>
+          <w:rFonts w:ascii="Times New Roman" w:hAnsi="Times New Roman"/>
+          <w:sz w:val="24"/>
+        </w:rPr>
+        <w:t xml:space="preserve"> </w:t>
+      </w:r>
+      <m:oMath>
+        <m:r>
+          <m:t>J</m:t>
+        </m:r>
+      </m:oMath>
+      <w:r>
+        <w:rPr>
+          <w:rFonts w:ascii="Times New Roman" w:hAnsi="Times New Roman"/>
+          <w:sz w:val="24"/>
+        </w:rPr>
+        <w:t xml:space="preserve"> </w:t>
+      </w:r>
+      <w:r>
+        <w:rPr>
+          <w:rFonts w:ascii="Times New Roman" w:hAnsi="Times New Roman"/>
+          <w:sz w:val="24"/>
+        </w:rPr>
+        <w:t xml:space="preserve">candidate ligand regions (blobs), expressed as:</w:t>
+      </w:r>
+    </w:p>
+    <w:p>
+      <w:pPr>
+        <w:pStyle w:val="BodyText"/>
+        <w:keepLines/>
+        <w:spacing w:line="240" w:lineRule="auto" w:before="180" w:after="220"/>
+        <w:ind w:firstLine="0"/>
+        <w:jc w:val="center"/>
+      </w:pPr>
+      <m:oMathPara>
+        <m:oMathParaPr>
+          <m:jc m:val="center"/>
+        </m:oMathParaPr>
+        <m:oMath>
+          <m:r>
+            <m:rPr>
+              <m:sty m:val="bi"/>
+            </m:rPr>
+            <m:t>F</m:t>
+          </m:r>
+          <m:r>
+            <m:rPr>
+              <m:sty m:val="bi"/>
+            </m:rPr>
+            <m:t>i</m:t>
+          </m:r>
+          <m:r>
+            <m:rPr>
+              <m:sty m:val="bi"/>
+            </m:rPr>
+            <m:t>n</m:t>
+          </m:r>
+          <m:r>
+            <m:rPr>
+              <m:sty m:val="bi"/>
+            </m:rPr>
+            <m:t>d</m:t>
+          </m:r>
+          <m:r>
+            <m:rPr>
+              <m:sty m:val="p"/>
+            </m:rPr>
+            <m:t>(</m:t>
+          </m:r>
+          <m:r>
+            <m:t>A</m:t>
+          </m:r>
+          <m:r>
+            <m:rPr>
+              <m:sty m:val="p"/>
+            </m:rPr>
+            <m:t>,</m:t>
+          </m:r>
+          <m:r>
+            <m:t>M</m:t>
+          </m:r>
+          <m:r>
+            <m:rPr>
+              <m:sty m:val="p"/>
+            </m:rPr>
+            <m:t>)</m:t>
+          </m:r>
+          <m:r>
+            <m:rPr>
+              <m:sty m:val="p"/>
+            </m:rPr>
+            <m:t>→</m:t>
+          </m:r>
+          <m:r>
+            <m:rPr>
+              <m:sty m:val="p"/>
+            </m:rPr>
+            <m:t>{</m:t>
+          </m:r>
+          <m:sSub>
+            <m:e>
+              <m:r>
+                <m:t>B</m:t>
+              </m:r>
+            </m:e>
+            <m:sub>
+              <m:r>
+                <m:t>j</m:t>
+              </m:r>
+            </m:sub>
+          </m:sSub>
+          <m:sSubSup>
+            <m:e>
+              <m:r>
+                <m:rPr>
+                  <m:sty m:val="p"/>
+                </m:rPr>
+                <m:t>}</m:t>
+              </m:r>
+            </m:e>
+            <m:sub>
+              <m:r>
+                <m:t>j</m:t>
+              </m:r>
+              <m:r>
+                <m:rPr>
+                  <m:sty m:val="p"/>
+                </m:rPr>
+                <m:t>=</m:t>
+              </m:r>
+              <m:r>
+                <m:t>1</m:t>
+              </m:r>
+            </m:sub>
+            <m:sup>
+              <m:r>
+                <m:t>J</m:t>
+              </m:r>
+            </m:sup>
+          </m:sSubSup>
+        </m:oMath>
+      </m:oMathPara>
+    </w:p>
+    <w:p>
+      <w:pPr>
+        <w:pStyle w:val="FirstParagraph"/>
+        <w:spacing w:line="480" w:lineRule="auto" w:after="120"/>
+        <w:ind w:firstLine="480"/>
+      </w:pPr>
+      <w:r>
+        <w:rPr>
+          <w:rFonts w:ascii="Times New Roman" w:hAnsi="Times New Roman"/>
+          <w:sz w:val="24"/>
+        </w:rPr>
+        <w:t xml:space="preserve">Each</w:t>
+      </w:r>
+      <w:r>
+        <w:rPr>
+          <w:rFonts w:ascii="Times New Roman" w:hAnsi="Times New Roman"/>
+          <w:sz w:val="24"/>
+        </w:rPr>
+        <w:t xml:space="preserve"> </w:t>
+      </w:r>
+      <m:oMath>
+        <m:sSub>
+          <m:e>
+            <m:r>
+              <m:t>B</m:t>
+            </m:r>
+          </m:e>
+          <m:sub>
+            <m:r>
+              <m:t>j</m:t>
+            </m:r>
+          </m:sub>
+        </m:sSub>
+      </m:oMath>
+      <w:r>
+        <w:rPr>
+          <w:rFonts w:ascii="Times New Roman" w:hAnsi="Times New Roman"/>
+          <w:sz w:val="24"/>
+        </w:rPr>
+        <w:t xml:space="preserve"> </w:t>
+      </w:r>
+      <w:r>
+        <w:rPr>
+          <w:rFonts w:ascii="Times New Roman" w:hAnsi="Times New Roman"/>
+          <w:sz w:val="24"/>
+        </w:rPr>
+        <w:t xml:space="preserve">is a 26-connected region in the three-dimensional voxel grid.</w:t>
+      </w:r>
+    </w:p>
+    <w:p>
+      <w:pPr>
+        <w:pStyle w:val="BodyText"/>
+        <w:spacing w:line="480" w:lineRule="auto" w:after="120"/>
+        <w:ind w:firstLine="480"/>
+      </w:pPr>
+      <w:r>
+        <w:rPr>
+          <w:rFonts w:ascii="Times New Roman" w:hAnsi="Times New Roman"/>
+          <w:sz w:val="24"/>
+        </w:rPr>
+        <w:t xml:space="preserve">Match uses the multi-view density bank</w:t>
+      </w:r>
+      <w:r>
+        <w:rPr>
+          <w:rFonts w:ascii="Times New Roman" w:hAnsi="Times New Roman"/>
+          <w:sz w:val="24"/>
+        </w:rPr>
+        <w:t xml:space="preserve"> </w:t>
+      </w:r>
+      <m:oMath>
+        <m:r>
+          <m:t>M</m:t>
+        </m:r>
+      </m:oMath>
+      <w:r>
+        <w:rPr>
+          <w:rFonts w:ascii="Times New Roman" w:hAnsi="Times New Roman"/>
+          <w:sz w:val="24"/>
+        </w:rPr>
+        <w:t xml:space="preserve">, receptor information</w:t>
+      </w:r>
+      <w:r>
+        <w:rPr>
+          <w:rFonts w:ascii="Times New Roman" w:hAnsi="Times New Roman"/>
+          <w:sz w:val="24"/>
+        </w:rPr>
+        <w:t xml:space="preserve"> </w:t>
+      </w:r>
+      <m:oMath>
+        <m:r>
+          <m:t>A</m:t>
+        </m:r>
+      </m:oMath>
+      <w:r>
+        <w:rPr>
+          <w:rFonts w:ascii="Times New Roman" w:hAnsi="Times New Roman"/>
+          <w:sz w:val="24"/>
+        </w:rPr>
+        <w:t xml:space="preserve"> </w:t>
+      </w:r>
+      <w:r>
+        <w:rPr>
+          <w:rFonts w:ascii="Times New Roman" w:hAnsi="Times New Roman"/>
+          <w:sz w:val="24"/>
+        </w:rPr>
+        <w:t xml:space="preserve">around each blob and auxiliary information AUX from Find (see Methods). It matches the Find-predicted blobs</w:t>
+      </w:r>
+      <w:r>
+        <w:rPr>
+          <w:rFonts w:ascii="Times New Roman" w:hAnsi="Times New Roman"/>
+          <w:sz w:val="24"/>
+        </w:rPr>
+        <w:t xml:space="preserve"> </w:t>
+      </w:r>
+      <m:oMath>
+        <m:r>
+          <m:rPr>
+            <m:sty m:val="p"/>
+          </m:rPr>
+          <m:t>{</m:t>
+        </m:r>
+        <m:sSub>
+          <m:e>
+            <m:r>
+              <m:t>B</m:t>
+            </m:r>
+          </m:e>
+          <m:sub>
+            <m:r>
+              <m:t>j</m:t>
+            </m:r>
+          </m:sub>
+        </m:sSub>
+        <m:sSubSup>
+          <m:e>
+            <m:r>
+              <m:rPr>
+                <m:sty m:val="p"/>
+              </m:rPr>
+              <m:t>}</m:t>
+            </m:r>
+          </m:e>
+          <m:sub>
+            <m:r>
+              <m:t>j</m:t>
+            </m:r>
+            <m:r>
+              <m:rPr>
+                <m:sty m:val="p"/>
+              </m:rPr>
+              <m:t>=</m:t>
+            </m:r>
+            <m:r>
+              <m:t>1</m:t>
+            </m:r>
+          </m:sub>
+          <m:sup>
+            <m:r>
+              <m:t>J</m:t>
+            </m:r>
+          </m:sup>
+        </m:sSubSup>
+      </m:oMath>
+      <w:r>
+        <w:rPr>
+          <w:rFonts w:ascii="Times New Roman" w:hAnsi="Times New Roman"/>
+          <w:sz w:val="24"/>
+        </w:rPr>
+        <w:t xml:space="preserve"> </w:t>
+      </w:r>
+      <w:r>
+        <w:rPr>
+          <w:rFonts w:ascii="Times New Roman" w:hAnsi="Times New Roman"/>
+          <w:sz w:val="24"/>
+        </w:rPr>
+        <w:t xml:space="preserve">to user-provided ligand identities</w:t>
+      </w:r>
+      <w:r>
+        <w:rPr>
+          <w:rFonts w:ascii="Times New Roman" w:hAnsi="Times New Roman"/>
+          <w:sz w:val="24"/>
+        </w:rPr>
+        <w:t xml:space="preserve"> </w:t>
+      </w:r>
+      <m:oMath>
+        <m:r>
+          <m:rPr>
+            <m:sty m:val="p"/>
+          </m:rPr>
+          <m:t>{</m:t>
+        </m:r>
+        <m:sSub>
+          <m:e>
+            <m:r>
+              <m:t>S</m:t>
+            </m:r>
+          </m:e>
+          <m:sub>
+            <m:r>
+              <m:t>k</m:t>
+            </m:r>
+          </m:sub>
+        </m:sSub>
+        <m:sSubSup>
+          <m:e>
+            <m:r>
+              <m:rPr>
+                <m:sty m:val="p"/>
+              </m:rPr>
+              <m:t>}</m:t>
+            </m:r>
+          </m:e>
+          <m:sub>
+            <m:r>
+              <m:t>k</m:t>
+            </m:r>
+            <m:r>
+              <m:rPr>
+                <m:sty m:val="p"/>
+              </m:rPr>
+              <m:t>=</m:t>
+            </m:r>
+            <m:r>
+              <m:t>1</m:t>
+            </m:r>
+          </m:sub>
+          <m:sup>
+            <m:r>
+              <m:t>K</m:t>
+            </m:r>
+          </m:sup>
+        </m:sSubSup>
+      </m:oMath>
+      <w:r>
+        <w:rPr>
+          <w:rFonts w:ascii="Times New Roman" w:hAnsi="Times New Roman"/>
+          <w:sz w:val="24"/>
+        </w:rPr>
+        <w:t xml:space="preserve"> </w:t>
+      </w:r>
+      <w:r>
+        <w:rPr>
+          <w:rFonts w:ascii="Times New Roman" w:hAnsi="Times New Roman"/>
+          <w:sz w:val="24"/>
+        </w:rPr>
+        <w:t xml:space="preserve">in the same PDB entry. Here,</w:t>
+      </w:r>
+      <w:r>
+        <w:rPr>
+          <w:rFonts w:ascii="Times New Roman" w:hAnsi="Times New Roman"/>
+          <w:sz w:val="24"/>
+        </w:rPr>
+        <w:t xml:space="preserve"> </w:t>
+      </w:r>
+      <m:oMath>
+        <m:r>
+          <m:t>K</m:t>
+        </m:r>
+      </m:oMath>
+      <w:r>
+        <w:rPr>
+          <w:rFonts w:ascii="Times New Roman" w:hAnsi="Times New Roman"/>
+          <w:sz w:val="24"/>
+        </w:rPr>
+        <w:t xml:space="preserve"> </w:t>
+      </w:r>
+      <w:r>
+        <w:rPr>
+          <w:rFonts w:ascii="Times New Roman" w:hAnsi="Times New Roman"/>
+          <w:sz w:val="24"/>
+        </w:rPr>
+        <w:t xml:space="preserve">denotes the number of ligand identities present in that PDB entry. Match determines whether each blob is a false-positive Find prediction and, if it is not, assigns its ligand identity:</w:t>
+      </w:r>
+    </w:p>
+    <w:p>
+      <w:pPr>
+        <w:pStyle w:val="BodyText"/>
+        <w:keepLines/>
+        <w:spacing w:line="240" w:lineRule="auto" w:before="180" w:after="220"/>
+        <w:ind w:firstLine="0"/>
+        <w:jc w:val="center"/>
+      </w:pPr>
+      <m:oMathPara>
+        <m:oMathParaPr>
+          <m:jc m:val="center"/>
+        </m:oMathParaPr>
+        <m:oMath>
+          <m:eqArr>
+            <m:e>
+              <m:r>
+                <w:rPr>
+                  <w:sz w:val="20"/>
+                </w:rPr>
+                <m:t>&amp;</m:t>
+              </m:r>
+              <m:r>
+                <w:rPr>
+                  <w:sz w:val="20"/>
+                </w:rPr>
+                <m:rPr>
+                  <m:sty m:val="bi"/>
+                </m:rPr>
+                <m:t>M</m:t>
+              </m:r>
+              <m:r>
+                <w:rPr>
+                  <w:sz w:val="20"/>
+                </w:rPr>
+                <m:rPr>
+                  <m:sty m:val="bi"/>
+                </m:rPr>
+                <m:t>a</m:t>
+              </m:r>
+              <m:r>
+                <w:rPr>
+                  <w:sz w:val="20"/>
+                </w:rPr>
+                <m:rPr>
+                  <m:sty m:val="bi"/>
+                </m:rPr>
+                <m:t>t</m:t>
+              </m:r>
+              <m:r>
+                <w:rPr>
+                  <w:sz w:val="20"/>
+                </w:rPr>
+                <m:rPr>
+                  <m:sty m:val="bi"/>
+                </m:rPr>
+                <m:t>c</m:t>
+              </m:r>
+              <m:r>
+                <w:rPr>
+                  <w:sz w:val="20"/>
+                </w:rPr>
+                <m:rPr>
+                  <m:sty m:val="bi"/>
+                </m:rPr>
+                <m:t>h</m:t>
+              </m:r>
+              <m:r>
+                <w:rPr>
+                  <w:sz w:val="20"/>
+                </w:rPr>
+                <m:rPr>
+                  <m:sty m:val="p"/>
+                </m:rPr>
+                <m:t>(</m:t>
+              </m:r>
+              <m:r>
+                <w:rPr>
+                  <w:sz w:val="20"/>
+                </w:rPr>
+                <m:t>M</m:t>
+              </m:r>
+              <m:r>
+                <w:rPr>
+                  <w:sz w:val="20"/>
+                </w:rPr>
+                <m:rPr>
+                  <m:sty m:val="p"/>
+                </m:rPr>
+                <m:t>,</m:t>
+              </m:r>
+              <m:r>
+                <w:rPr>
+                  <w:sz w:val="20"/>
+                </w:rPr>
+                <m:t>A</m:t>
+              </m:r>
+              <m:r>
+                <w:rPr>
+                  <w:sz w:val="20"/>
+                </w:rPr>
+                <m:rPr>
+                  <m:sty m:val="p"/>
+                </m:rPr>
+                <m:t>,</m:t>
+              </m:r>
+              <m:r>
+                <w:rPr>
+                  <w:sz w:val="20"/>
+                </w:rPr>
+                <m:t>A</m:t>
+              </m:r>
+              <m:r>
+                <w:rPr>
+                  <w:sz w:val="20"/>
+                </w:rPr>
+                <m:t>U</m:t>
+              </m:r>
+              <m:r>
+                <w:rPr>
+                  <w:sz w:val="20"/>
+                </w:rPr>
+                <m:t>X</m:t>
+              </m:r>
+              <m:r>
+                <w:rPr>
+                  <w:sz w:val="20"/>
+                </w:rPr>
+                <m:rPr>
+                  <m:sty m:val="p"/>
+                </m:rPr>
+                <m:t>;</m:t>
+              </m:r>
+              <m:sSub>
+                <m:e>
+                  <m:r>
+                    <w:rPr>
+                      <w:sz w:val="20"/>
+                    </w:rPr>
+                    <m:t>B</m:t>
+                  </m:r>
+                </m:e>
+                <m:sub>
+                  <m:r>
+                    <w:rPr>
+                      <w:sz w:val="20"/>
+                    </w:rPr>
+                    <m:t>j</m:t>
+                  </m:r>
+                </m:sub>
+              </m:sSub>
+              <m:r>
+                <w:rPr>
+                  <w:sz w:val="20"/>
+                </w:rPr>
+                <m:rPr>
+                  <m:sty m:val="p"/>
+                </m:rPr>
+                <m:t>,</m:t>
+              </m:r>
+              <m:r>
+                <w:rPr>
+                  <w:sz w:val="20"/>
+                </w:rPr>
+                <m:rPr>
+                  <m:sty m:val="p"/>
+                </m:rPr>
+                <m:t>{</m:t>
+              </m:r>
+              <m:sSub>
+                <m:e>
+                  <m:r>
+                    <w:rPr>
+                      <w:sz w:val="20"/>
+                    </w:rPr>
+                    <m:t>S</m:t>
+                  </m:r>
+                </m:e>
+                <m:sub>
+                  <m:r>
+                    <w:rPr>
+                      <w:sz w:val="20"/>
+                    </w:rPr>
+                    <m:t>k</m:t>
+                  </m:r>
+                </m:sub>
+              </m:sSub>
+              <m:sSubSup>
+                <m:e>
+                  <m:r>
+                    <w:rPr>
+                      <w:sz w:val="20"/>
+                    </w:rPr>
+                    <m:rPr>
+                      <m:sty m:val="p"/>
+                    </m:rPr>
+                    <m:t>}</m:t>
+                  </m:r>
+                </m:e>
+                <m:sub>
+                  <m:r>
+                    <w:rPr>
+                      <w:sz w:val="20"/>
+                    </w:rPr>
+                    <m:t>k</m:t>
+                  </m:r>
+                  <m:r>
+                    <w:rPr>
+                      <w:sz w:val="20"/>
+                    </w:rPr>
+                    <m:rPr>
+                      <m:sty m:val="p"/>
+                    </m:rPr>
+                    <m:t>=</m:t>
+                  </m:r>
+                  <m:r>
+                    <w:rPr>
+                      <w:sz w:val="20"/>
+                    </w:rPr>
+                    <m:t>1</m:t>
+                  </m:r>
+                </m:sub>
+                <m:sup>
+                  <m:r>
+                    <w:rPr>
+                      <w:sz w:val="20"/>
+                    </w:rPr>
+                    <m:t>K</m:t>
+                  </m:r>
+                </m:sup>
+              </m:sSubSup>
+              <m:r>
+                <w:rPr>
+                  <w:sz w:val="20"/>
+                </w:rPr>
+                <m:rPr>
+                  <m:sty m:val="p"/>
+                </m:rPr>
+                <m:t>)</m:t>
+              </m:r>
+            </m:e>
+            <m:e>
+              <m:r>
+                <w:rPr>
+                  <w:sz w:val="20"/>
+                </w:rPr>
+                <m:t>&amp;</m:t>
+              </m:r>
+              <m:r>
+                <w:rPr>
+                  <w:sz w:val="20"/>
+                </w:rPr>
+                <m:t> </m:t>
+              </m:r>
+              <m:r>
+                <w:rPr>
+                  <w:sz w:val="20"/>
+                </w:rPr>
+                <m:rPr>
+                  <m:sty m:val="p"/>
+                </m:rPr>
+                <m:t>=</m:t>
+              </m:r>
+              <m:d>
+                <m:dPr>
+                  <m:begChr m:val="{"/>
+                  <m:sepChr m:val=""/>
+                  <m:endChr m:val=""/>
+                  <m:grow/>
+                </m:dPr>
+                <m:e>
+                  <m:m>
+                    <m:mPr>
+                      <m:baseJc m:val="center"/>
+                      <m:plcHide m:val="on"/>
+                      <m:mcs>
+                        <m:mc>
+                          <m:mcPr>
+                            <m:mcJc m:val="left"/>
+                            <m:count m:val="1"/>
+                          </m:mcPr>
+                        </m:mc>
+                        <m:mc>
+                          <m:mcPr>
+                            <m:mcJc m:val="left"/>
+                            <m:count m:val="1"/>
+                          </m:mcPr>
+                        </m:mc>
+                      </m:mcs>
+                    </m:mPr>
+                    <m:mr>
+                      <m:e>
+                        <m:r>
+                          <w:rPr>
+                            <w:sz w:val="20"/>
+                          </w:rPr>
+                          <m:rPr>
+                            <m:sty m:val="p"/>
+                          </m:rPr>
+                          <m:t>(</m:t>
+                        </m:r>
+                        <m:r>
+                          <w:rPr>
+                            <w:sz w:val="20"/>
+                          </w:rPr>
+                          <m:t>1</m:t>
+                        </m:r>
+                        <m:r>
+                          <w:rPr>
+                            <w:sz w:val="20"/>
+                          </w:rPr>
+                          <m:rPr>
+                            <m:sty m:val="p"/>
+                          </m:rPr>
+                          <m:t>,</m:t>
+                        </m:r>
+                        <m:sSub>
+                          <m:e>
+                            <m:r>
+                              <w:rPr>
+                                <w:sz w:val="20"/>
+                              </w:rPr>
+                              <m:t>S</m:t>
+                            </m:r>
+                          </m:e>
+                          <m:sub>
+                            <m:r>
+                              <w:rPr>
+                                <w:sz w:val="20"/>
+                              </w:rPr>
+                              <m:t>k</m:t>
+                            </m:r>
+                          </m:sub>
+                        </m:sSub>
+                        <m:r>
+                          <w:rPr>
+                            <w:sz w:val="20"/>
+                          </w:rPr>
+                          <m:rPr>
+                            <m:sty m:val="p"/>
+                          </m:rPr>
+                          <m:t>)</m:t>
+                        </m:r>
+                        <m:r>
+                          <w:rPr>
+                            <w:sz w:val="20"/>
+                          </w:rPr>
+                          <m:rPr>
+                            <m:sty m:val="p"/>
+                          </m:rPr>
+                          <m:t>,</m:t>
+                        </m:r>
+                      </m:e>
+                      <m:e>
+                        <m:eqArr>
+                          <m:e>
+                            <m:r>
+                              <w:rPr>
+                                <w:sz w:val="20"/>
+                              </w:rPr>
+                              <m:t>&amp;</m:t>
+                            </m:r>
+                            <m:r>
+                              <w:rPr>
+                                <w:sz w:val="20"/>
+                              </w:rPr>
+                              <m:rPr>
+                                <m:nor/>
+                                <m:sty m:val="p"/>
+                              </m:rPr>
+                              <m:t>if </m:t>
+                            </m:r>
+                            <m:sSub>
+                              <m:e>
+                                <m:r>
+                                  <w:rPr>
+                                    <w:sz w:val="20"/>
+                                  </w:rPr>
+                                  <m:t>B</m:t>
+                                </m:r>
+                              </m:e>
+                              <m:sub>
+                                <m:r>
+                                  <w:rPr>
+                                    <w:sz w:val="20"/>
+                                  </w:rPr>
+                                  <m:t>j</m:t>
+                                </m:r>
+                              </m:sub>
+                            </m:sSub>
+                            <m:r>
+                              <w:rPr>
+                                <w:sz w:val="20"/>
+                              </w:rPr>
+                              <m:rPr>
+                                <m:nor/>
+                                <m:sty m:val="p"/>
+                              </m:rPr>
+                              <m:t> is not a false positive</m:t>
+                            </m:r>
+                          </m:e>
+                          <m:e>
+                            <m:r>
+                              <w:rPr>
+                                <w:sz w:val="20"/>
+                              </w:rPr>
+                              <m:t>&amp;</m:t>
+                            </m:r>
+                            <m:r>
+                              <w:rPr>
+                                <w:sz w:val="20"/>
+                              </w:rPr>
+                              <m:rPr>
+                                <m:nor/>
+                                <m:sty m:val="p"/>
+                              </m:rPr>
+                              <m:t>and has ligand identity </m:t>
+                            </m:r>
+                            <m:sSub>
+                              <m:e>
+                                <m:r>
+                                  <w:rPr>
+                                    <w:sz w:val="20"/>
+                                  </w:rPr>
+                                  <m:t>S</m:t>
+                                </m:r>
+                              </m:e>
+                              <m:sub>
+                                <m:r>
+                                  <w:rPr>
+                                    <w:sz w:val="20"/>
+                                  </w:rPr>
+                                  <m:t>k</m:t>
+                                </m:r>
+                              </m:sub>
+                            </m:sSub>
+                          </m:e>
+                        </m:eqArr>
+                      </m:e>
+                    </m:mr>
+                    <m:mr>
+                      <m:e>
+                        <m:r>
+                          <w:rPr>
+                            <w:sz w:val="20"/>
+                          </w:rPr>
+                          <m:rPr>
+                            <m:sty m:val="p"/>
+                          </m:rPr>
+                          <m:t>(</m:t>
+                        </m:r>
+                        <m:r>
+                          <w:rPr>
+                            <w:sz w:val="20"/>
+                          </w:rPr>
+                          <m:t>0</m:t>
+                        </m:r>
+                        <m:r>
+                          <w:rPr>
+                            <w:sz w:val="20"/>
+                          </w:rPr>
+                          <m:rPr>
+                            <m:sty m:val="p"/>
+                          </m:rPr>
+                          <m:t>,</m:t>
+                        </m:r>
+                        <m:r>
+                          <w:rPr>
+                            <w:sz w:val="20"/>
+                          </w:rPr>
+                          <m:rPr>
+                            <m:sty m:val="p"/>
+                          </m:rPr>
+                          <m:t>∅</m:t>
+                        </m:r>
+                        <m:r>
+                          <w:rPr>
+                            <w:sz w:val="20"/>
+                          </w:rPr>
+                          <m:rPr>
+                            <m:sty m:val="p"/>
+                          </m:rPr>
+                          <m:t>)</m:t>
+                        </m:r>
+                        <m:r>
+                          <w:rPr>
+                            <w:sz w:val="20"/>
+                          </w:rPr>
+                          <m:rPr>
+                            <m:sty m:val="p"/>
+                          </m:rPr>
+                          <m:t>,</m:t>
+                        </m:r>
+                      </m:e>
+                      <m:e>
+                        <m:r>
+                          <w:rPr>
+                            <w:sz w:val="20"/>
+                          </w:rPr>
+                          <m:rPr>
+                            <m:nor/>
+                            <m:sty m:val="p"/>
+                          </m:rPr>
+                          <m:t>if </m:t>
+                        </m:r>
+                        <m:sSub>
+                          <m:e>
+                            <m:r>
+                              <w:rPr>
+                                <w:sz w:val="20"/>
+                              </w:rPr>
+                              <m:t>B</m:t>
+                            </m:r>
+                          </m:e>
+                          <m:sub>
+                            <m:r>
+                              <w:rPr>
+                                <w:sz w:val="20"/>
+                              </w:rPr>
+                              <m:t>j</m:t>
+                            </m:r>
+                          </m:sub>
+                        </m:sSub>
+                        <m:r>
+                          <w:rPr>
+                            <w:sz w:val="20"/>
+                          </w:rPr>
+                          <m:rPr>
+                            <m:nor/>
+                            <m:sty m:val="p"/>
+                          </m:rPr>
+                          <m:t> is a false positive</m:t>
+                        </m:r>
+                      </m:e>
+                    </m:mr>
+                  </m:m>
+                </m:e>
+              </m:d>
+            </m:e>
+          </m:eqArr>
+        </m:oMath>
+      </m:oMathPara>
+    </w:p>
+    <w:p>
+      <w:pPr>
+        <w:pStyle w:val="FirstParagraph"/>
+        <w:spacing w:line="480" w:lineRule="auto" w:after="120"/>
+        <w:ind w:firstLine="480"/>
+      </w:pPr>
+      <w:r>
+        <w:rPr>
+          <w:rFonts w:ascii="Times New Roman" w:hAnsi="Times New Roman"/>
+          <w:sz w:val="24"/>
+        </w:rPr>
+        <w:t xml:space="preserve">Once Find locates a ligand region and Match assigns its chemical identity (SMILES), downstream molecular docking tools can reconstruct the three-dimensional ligand pose. We provide interfaces to commonly used docking tools, allowing users to select the appropriate tool for their needs. We also minimally modified the PocketXMol architecture to use density information as additional docking guidance alongside receptor information. We then loaded its official weights for fine-tuning and adopted PocketXMol-tuned as the default Build model.</w:t>
+      </w:r>
+    </w:p>
+    <w:p>
+      <w:pPr>
+        <w:pStyle w:val="BodyText"/>
+        <w:spacing w:line="480" w:lineRule="auto" w:after="120"/>
+        <w:ind w:firstLine="480"/>
+      </w:pPr>
+      <w:r>
+        <w:rPr>
+          <w:rFonts w:ascii="Times New Roman" w:hAnsi="Times New Roman"/>
+          <w:sz w:val="24"/>
+        </w:rPr>
+        <w:t xml:space="preserve">Build takes a specified initial binding site</w:t>
+      </w:r>
+      <w:r>
+        <w:rPr>
+          <w:rFonts w:ascii="Times New Roman" w:hAnsi="Times New Roman"/>
+          <w:sz w:val="24"/>
+        </w:rPr>
+        <w:t xml:space="preserve"> </w:t>
+      </w:r>
+      <m:oMath>
+        <m:r>
+          <m:t>p</m:t>
+        </m:r>
+        <m:r>
+          <m:rPr>
+            <m:sty m:val="p"/>
+          </m:rPr>
+          <m:t>∈</m:t>
+        </m:r>
+        <m:sSup>
+          <m:e>
+            <m:r>
+              <m:t>R</m:t>
+            </m:r>
+          </m:e>
+          <m:sup>
+            <m:r>
+              <m:t>3</m:t>
+            </m:r>
+          </m:sup>
+        </m:sSup>
+      </m:oMath>
+      <w:r>
+        <w:rPr>
+          <w:rFonts w:ascii="Times New Roman" w:hAnsi="Times New Roman"/>
+          <w:sz w:val="24"/>
+        </w:rPr>
+        <w:t xml:space="preserve">, a small-molecule identity represented by SMILES and the surrounding pocket environment</w:t>
+      </w:r>
+      <w:r>
+        <w:rPr>
+          <w:rFonts w:ascii="Times New Roman" w:hAnsi="Times New Roman"/>
+          <w:sz w:val="24"/>
+        </w:rPr>
+        <w:t xml:space="preserve"> </w:t>
+      </w:r>
+      <m:oMath>
+        <m:r>
+          <m:t>P</m:t>
+        </m:r>
+      </m:oMath>
+      <w:r>
+        <w:rPr>
+          <w:rFonts w:ascii="Times New Roman" w:hAnsi="Times New Roman"/>
+          <w:sz w:val="24"/>
+        </w:rPr>
+        <w:t xml:space="preserve">. It also accepts optional guiding density information</w:t>
+      </w:r>
+      <w:r>
+        <w:rPr>
+          <w:rFonts w:ascii="Times New Roman" w:hAnsi="Times New Roman"/>
+          <w:sz w:val="24"/>
+        </w:rPr>
+        <w:t xml:space="preserve"> </w:t>
+      </w:r>
+      <m:oMath>
+        <m:r>
+          <m:t>M</m:t>
+        </m:r>
+        <m:r>
+          <m:rPr>
+            <m:sty m:val="p"/>
+          </m:rPr>
+          <m:t>∈</m:t>
+        </m:r>
+        <m:sSup>
+          <m:e>
+            <m:r>
+              <m:rPr>
+                <m:scr m:val="double-struck"/>
+                <m:sty m:val="p"/>
+              </m:rPr>
+              <m:t>R</m:t>
+            </m:r>
+          </m:e>
+          <m:sup>
+            <m:r>
+              <m:t>D</m:t>
+            </m:r>
+            <m:r>
+              <m:rPr>
+                <m:sty m:val="p"/>
+              </m:rPr>
+              <m:t>×</m:t>
+            </m:r>
+            <m:r>
+              <m:t>H</m:t>
+            </m:r>
+            <m:r>
+              <m:rPr>
+                <m:sty m:val="p"/>
+              </m:rPr>
+              <m:t>×</m:t>
+            </m:r>
+            <m:r>
+              <m:t>W</m:t>
+            </m:r>
+          </m:sup>
+        </m:sSup>
+      </m:oMath>
+      <w:r>
+        <w:rPr>
+          <w:rFonts w:ascii="Times New Roman" w:hAnsi="Times New Roman"/>
+          <w:sz w:val="24"/>
+        </w:rPr>
+        <w:t xml:space="preserve"> </w:t>
+      </w:r>
+      <w:r>
+        <w:rPr>
+          <w:rFonts w:ascii="Times New Roman" w:hAnsi="Times New Roman"/>
+          <w:sz w:val="24"/>
+        </w:rPr>
+        <w:t xml:space="preserve">and generates all-atom coordinates for the small molecule.</w:t>
+      </w:r>
+    </w:p>
+    <w:p>
+      <w:pPr>
+        <w:pStyle w:val="BodyText"/>
+        <w:spacing w:line="480" w:lineRule="auto" w:after="120"/>
+        <w:ind w:firstLine="480"/>
+      </w:pPr>
+      <w:r>
+        <w:rPr>
+          <w:rFonts w:ascii="Times New Roman" w:hAnsi="Times New Roman"/>
+          <w:sz w:val="24"/>
+        </w:rPr>
+        <w:t xml:space="preserve">We tested the framework on a non-redundant set of 179 PDB entries. To evaluate Find’s localisation performance, we computed semantic and instance-level metrics for each full density map. To evaluate Match’s identity matching and Build’s molecular docking performance, we assessed the relevant ligands from these PDB entries.</w:t>
+      </w:r>
+    </w:p>
+    <w:p>
+      <w:pPr>
         <w:pStyle w:val="CaptionedFigure"/>
         <w:keepNext/>
         <w:spacing w:line="480" w:lineRule="auto"/>
@@ -698,18 +2496,18 @@
           <wp:inline>
             <wp:extent cx="5733415" cy="6772630"/>
             <wp:effectExtent b="0" l="0" r="0" t="0"/>
-            <wp:docPr descr="Fig. 2 | Network architecture and data flow of the Find–Match–Build framework. a, Shared input representation. Density information is represented by four base density fields: experimental cryo-EM density M_{\mathrm{exp}}, simulated receptor density M_{\mathrm{sim}}, difference density M_{\mathrm{diff}} and positive difference density M_{\mathrm{diff}}^{+}. Each field retains both an unnormalised representation and a z-score-normalised representation. Seven deterministic spatial transformations comprise identity mapping, three-dimensional Gaussian smoothing, difference-of-Gaussians (DoG) filtering and receptor-neighbourhood suppression. These representations and transformations form a 56-channel multi-view density bank that captures multiscale geometry and local background. Protein and nucleic acid receptor atoms are represented by 50-dimensional feature vectors. These encode element type, residue category, physicochemical properties, relative mass, local packing density within concentric shells and backbone indicators. b, Joint voxel and point-cloud localisation in Find. The voxel branch uses a 3D U-Net to fuse the 56-channel density features with encoded receptor-atom features. Self-attention at the low-resolution bottleneck establishes long-range dependencies, and the main decoder head predicts voxelwise ligand-region probabilities. The point-cloud branch uses Point Transformer V3 to encode the geometry and chemistry of receptor atoms and pseudo-atoms sampled from high-probability binding regions. Multiscale feature sampling incorporates information from the voxel branch. Predicted receptor-atom binding probabilities are used to score candidate ligand regions (blobs) during inference. An AlphaFold3-style recycling mechanism iteratively improves predictions across the voxel and point-cloud branches. Blobs and pseudo-atoms provide local cues for Match. c, Foreground classification and ligand identity assignment in Match. The candidate encoder extracts a 48³ local grid centred on the geometric centre of each predicted blob. A U-Net produces the base voxel summary vector h_j^{\mathrm{vox}}. Find-derived blob features, the local binding pocket and pseudo-atom features are summarised by dual pooling and cross-attention. Feature-wise linear modulation (FiLM) adaptively enhances h_j^{\mathrm{vox}} to produce the candidate representation h_j. The identity encoder uses embeddings from the ligand language model SMI-TED as queries. Graph attention integrates features of the ligand’s own molecular graph, constructed with RDKit and encoded by a graph neural network (GNN). Context attention incorporates information from other ligand identities in the same PDB entry to produce the identity representation g_k. The foreground head predicts the foreground probability p_j^{\mathrm{fg}} from h_j. Learned linear projections and cosine similarity between h_j and g_k yield the J \times K identity-assignment score matrix s_{j,k}. J denotes the number of candidate regions, and K denotes the number of ligand identities. d, Pose reconstruction in Build. The predicted binding site p, defined as the blob geometric centre, the Match-assigned ligand identity and the receptor pocket environment are supplied to downstream docking tools. These tools generate all-atom three-dimensional ligand poses. The default tool is PocketXMol fine-tuned with density guidance; Vina, DiffDock and EMERALD are also supported." title="MDPPTFIG_eJydUkuOEzEQvUqr10ycz3RCWkMklAE2MyhCYmcp8ridtJX2R7aTNAIkdogFO8SGC7DiACDBaZiZY1DV7nxGzALRUsuvXM-vqp79OrUslGmepDeffvz-8pNcilCa4vodBh1rQ50-SFInvKk2okDeNKf0pRfOU9rLxr0xpefCr4KxlN5--379-f3txw83X39RGgUpvVdRMyVQbSGXJ6ohnGxOMaGYW60tprLRYHDay-rhaNQfDrpvzqzkOfxJrSrtc_aIpmUINifE81Io5jvGCg3JhXGKBQjdkhSObaVeqor0u90hUUxqmrYKoPU_GnAsrJ3Yy7h_EjGLheTi3PC1EjpEJScqFqTRvpTW03TSTKg3M8lnLgb8-WbmkkJ4jlWmOWmcJ43xpPWdHNtOglAWxtRrOCJtmIPB0KyfZ0X50Nd-ROLGvItfv2P1EgaRBaj3MkB4L4BnuxknZ2Tfx6Gl2CBDBy8MX_lEm2nJ9FI8ds5sS8EKj4Kot0t4K3iIm6B5OHpUIKqSv0y4qqR9KqsKKyJuzkfAch-cCLxEuADOC6jS5O8EexK5q4eRt-Dw1fbSFDg4WweDHbK8XjiFK1xcUkOmC9O8imujCfuYFnVIOObb5wosjrT21bZkYDXrTtQ6H54JoxIEwHbQaSzLNhc-cg9ox8a8NrF1coAsr3SyBZVx1s-iyr0svJcnumh295jlgclqt32MK936hQ61EP5J-vYPv1R-yA" id="14" name="Picture"/>
+            <wp:docPr descr="Fig. 2 | Network architecture and data flow of the Find–Match–Build framework. a, Shared input representation. Density information is represented by four base density fields: experimental cryo-EM density M_{\mathrm{exp}}, simulated receptor density M_{\mathrm{sim}}, difference density M_{\mathrm{diff}} and positive difference density M_{\mathrm{diff}}^{+}. Each field retains both an unnormalised representation and a z-score-normalised representation. Seven deterministic spatial transformations comprise identity mapping, three-dimensional Gaussian smoothing, difference-of-Gaussians (DoG) filtering and receptor-neighbourhood suppression. These representations and transformations form a 56-channel multi-view density bank that captures multiscale geometry and local background. Protein and nucleic acid receptor atoms are represented by 50-dimensional feature vectors. These encode element type, residue category, physicochemical properties, relative mass, local packing density within concentric shells and backbone indicators. b, Joint voxel and point-cloud localisation in Find. The voxel branch uses a 3D U-Net to fuse the 56-channel density features with encoded receptor-atom features. Self-attention at the low-resolution bottleneck establishes long-range dependencies, and the main decoder head predicts voxelwise ligand-region probabilities. The point-cloud branch uses Point Transformer V3 to encode the geometry and chemistry of receptor atoms and pseudo-atoms sampled from high-probability binding regions. Multiscale feature sampling incorporates information from the voxel branch. Predicted receptor-atom binding probabilities are used to score candidate ligand regions (blobs) during inference. An AlphaFold3-style recycling mechanism iteratively improves predictions across the voxel and point-cloud branches. Blobs and pseudo-atoms provide local cues for Match. c, Foreground classification and ligand identity assignment in Match. The candidate encoder extracts a 48³ local grid centred on the geometric centre of each predicted blob. A U-Net produces the base voxel summary vector h_j^{\mathrm{vox}}. Find-derived blob features, the local binding pocket and pseudo-atom features are summarised by dual pooling and cross-attention. Feature-wise linear modulation (FiLM) adaptively enhances h_j^{\mathrm{vox}} to produce the candidate representation h_j. The identity encoder uses embeddings from the ligand language model SMI-TED as queries. Graph attention integrates features of the ligand’s own molecular graph, constructed with RDKit and encoded by a graph neural network (GNN). Context attention incorporates information from other ligand identities in the same PDB entry to produce the identity representation g_k. The foreground head predicts the foreground probability p_j^{\mathrm{fg}} from h_j. Learned linear projections and cosine similarity between h_j and g_k yield the J \times K identity-assignment score matrix s_{j,k}. J denotes the number of candidate regions, and K denotes the number of ligand identities. d, Pose reconstruction in Build. The predicted binding site p, defined as the blob geometric centre, the Match-assigned ligand identity and the receptor pocket environment are supplied to downstream docking tools. These tools generate all-atom three-dimensional ligand poses. The default tool is PocketXMol fine-tuned with density guidance; Vina, DiffDock and EMERALD are also supported." title="MDPPTFIG_eJydUkuOEzEQvUqr10yczyRRWkMklAE2MyhCYmcp8rjdaSvtD7Y7CQIkdogFO8SGC7DiACDBaZiZY1DV7nxGzALRUsuvXM-vqp79OrUslGmWpDeffvz-8pNcilCa_PodBh1rwzZ9kKROeFOtRY68WUbpCy-cp7Q3nPQmlJ4LvwrGUnr77fv15_e3Hz_cfP1FaRSk9F5FzZRAtUIuT1RDOFmfYkIxt6otpobjweC0N9yOxuP-aNB9c2Ylz-BPtqrSPmMPaVqGYDNCPC-FYr5jrNCQLIxTLEDoliR3bCP1UlWk3-2OiGJS07RVAK3_0YBjoXZiL-P-ScQUheTi3PBaCR2ikhMVC9JoX0rraTptJtTrueRzFwP-bD13SS48xyqzjDTOk8Z40vpOjm0nQSgLY-oajkgbFmAwNOsX45d5vqp7fRI3Fl38-h2rlzCIzEG9NwKE9wJ4vptxekb2fRxaig0ydPDC8JVPtJmVTC_FI-fMphQs9yiIeruEt4KHuAmah6NHBaIq-cuEq0raJ7KqsCLi5nwELPPBicBLhAVwnkOVJn8n2JPIXT2MvAWHrzaXJsfBWR0MdsiybeEUrnBxyRYyXZjmVVwbTdjHtNiGhGO-fa7A4khrX21LBlaz7kSt8-GpMCpBAGwHncaybH3hI_eAdmzMaxNbJwfIskonG1CZDPvDqHIvC-_lsc6b3T1mWWCy2m0f40q3fqFDLYR_mr79A4TOfq4" id="15" name="Picture"/>
             <a:graphic>
               <a:graphicData uri="http://schemas.openxmlformats.org/drawingml/2006/picture">
                 <pic:pic>
                   <pic:nvPicPr>
-                    <pic:cNvPr descr="C:/Users/15919/Desktop/论文草稿/temp/manuscript_figures_5dh8sxs7/figure_000002.png" id="15" name="Picture"/>
+                    <pic:cNvPr descr="C:/Users/15919/Desktop/论文草稿/temp/manuscript_figures_7qddku12/figure_000002.png" id="16" name="Picture"/>
                     <pic:cNvPicPr>
                       <a:picLocks noChangeArrowheads="1" noChangeAspect="1"/>
                     </pic:cNvPicPr>
                   </pic:nvPicPr>
                   <pic:blipFill>
-                    <a:blip r:embed="rId13"/>
+                    <a:blip r:embed="rId14"/>
                     <a:stretch>
                       <a:fillRect/>
                     </a:stretch>
@@ -1544,7 +3342,7 @@
         </w:rPr>
         <w:t xml:space="preserve">, 201 (2020). https://doi.org/</w:t>
       </w:r>
-      <w:hyperlink r:id="rId16">
+      <w:hyperlink r:id="rId17">
         <w:r>
           <w:rPr>
             <w:rStyle w:val="Hyperlink"/>
@@ -1632,7 +3430,7 @@
         </w:rPr>
         <w:t xml:space="preserve">, 49–57 (2015). https://doi.org/</w:t>
       </w:r>
-      <w:hyperlink r:id="rId17">
+      <w:hyperlink r:id="rId18">
         <w:r>
           <w:rPr>
             <w:rStyle w:val="Hyperlink"/>
@@ -1720,7 +3518,7 @@
         </w:rPr>
         <w:t xml:space="preserve">, 450–457 (2024). https://doi.org/</w:t>
       </w:r>
-      <w:hyperlink r:id="rId18">
+      <w:hyperlink r:id="rId19">
         <w:r>
           <w:rPr>
             <w:rStyle w:val="Hyperlink"/>
@@ -1769,7 +3567,7 @@
         </w:rPr>
         <w:t xml:space="preserve">. (2026). https://doi.org/</w:t>
       </w:r>
-      <w:hyperlink r:id="rId19">
+      <w:hyperlink r:id="rId20">
         <w:r>
           <w:rPr>
             <w:rStyle w:val="Hyperlink"/>
@@ -1857,7 +3655,7 @@
         </w:rPr>
         <w:t xml:space="preserve">, 341–350 (2026). https://doi.org/</w:t>
       </w:r>
-      <w:hyperlink r:id="rId20">
+      <w:hyperlink r:id="rId21">
         <w:r>
           <w:rPr>
             <w:rStyle w:val="Hyperlink"/>
@@ -1945,7 +3743,7 @@
         </w:rPr>
         <w:t xml:space="preserve">, 876–880 (2018). https://doi.org/</w:t>
       </w:r>
-      <w:hyperlink r:id="rId21">
+      <w:hyperlink r:id="rId22">
         <w:r>
           <w:rPr>
             <w:rStyle w:val="Hyperlink"/>
@@ -2024,7 +3822,7 @@
         </w:rPr>
         <w:t xml:space="preserve">(2026). https://doi.org/</w:t>
       </w:r>
-      <w:hyperlink r:id="rId22">
+      <w:hyperlink r:id="rId23">
         <w:r>
           <w:rPr>
             <w:rStyle w:val="Hyperlink"/>
@@ -2112,7 +3910,7 @@
         </w:rPr>
         <w:t xml:space="preserve">, 1760–1770.e5 (2025). https://doi.org/</w:t>
       </w:r>
-      <w:hyperlink r:id="rId23">
+      <w:hyperlink r:id="rId24">
         <w:r>
           <w:rPr>
             <w:rStyle w:val="Hyperlink"/>
@@ -2147,7 +3945,7 @@
         </w:rPr>
         <w:t xml:space="preserve"> </w:t>
       </w:r>
-      <w:hyperlink r:id="rId24">
+      <w:hyperlink r:id="rId25">
         <w:r>
           <w:rPr>
             <w:rStyle w:val="Hyperlink"/>
@@ -2265,7 +4063,7 @@
         </w:rPr>
         <w:t xml:space="preserve">, 1904–1922.e28 (2026). https://doi.org/</w:t>
       </w:r>
-      <w:hyperlink r:id="rId25">
+      <w:hyperlink r:id="rId26">
         <w:r>
           <w:rPr>
             <w:rStyle w:val="Hyperlink"/>
@@ -2353,7 +4151,7 @@
         </w:rPr>
         <w:t xml:space="preserve">, 1164 (2023). https://doi.org/</w:t>
       </w:r>
-      <w:hyperlink r:id="rId26">
+      <w:hyperlink r:id="rId27">
         <w:r>
           <w:rPr>
             <w:rStyle w:val="Hyperlink"/>
@@ -2441,7 +4239,7 @@
         </w:rPr>
         <w:t xml:space="preserve">, 707–716.e3 (2020). https://doi.org/</w:t>
       </w:r>
-      <w:hyperlink r:id="rId27">
+      <w:hyperlink r:id="rId28">
         <w:r>
           <w:rPr>
             <w:rStyle w:val="Hyperlink"/>
@@ -2529,7 +4327,7 @@
         </w:rPr>
         <w:t xml:space="preserve">, 199–212 (2024). https://doi.org/</w:t>
       </w:r>
-      <w:hyperlink r:id="rId28">
+      <w:hyperlink r:id="rId29">
         <w:r>
           <w:rPr>
             <w:rStyle w:val="Hyperlink"/>
@@ -2545,7 +4343,7 @@
         <w:t xml:space="preserve">.</w:t>
       </w:r>
     </w:p>
-    <w:bookmarkEnd w:id="29"/>
+    <w:bookmarkEnd w:id="30"/>
     <w:sectPr>
       <w:footnotePr>
         <w:numRestart w:val="eachSect"/>
@@ -3612,8 +5410,16 @@
     <w:name w:val="MDCITE_eJyLdshKzE3MyTQyMDLJzU9JzUnMS0_NyY8FAGkQCLY"/>
     <w:basedOn w:val="BodyTextChar"/>
   </w:style>
+  <w:style w:type="character" w:customStyle="1" w:styleId="MDFIGREF_eJyrrk7LTC9KTbMCUrq5qSUZ-Sm6ZSa1tQB3QQlZ">
+    <w:name w:val="MDFIGREF_eJyrrk7LTC9KTbMCUrq5qSUZ-Sm6ZSa1tQB3QQlZ"/>
+    <w:basedOn w:val="BodyTextChar"/>
+  </w:style>
   <w:style w:type="character" w:customStyle="1" w:styleId="MDFIGREF_eJyrrk7LTC9KTbMCUrr5ZalFZZmp5fFlRjogfm5qSUZ-im6ZSW0tAEGtD2Y">
     <w:name w:val="MDFIGREF_eJyrrk7LTC9KTbMCUrr5ZalFZZmp5fFlRjogfm5qSUZ-im6ZSW0tAEGtD2Y"/>
+    <w:basedOn w:val="BodyTextChar"/>
+  </w:style>
+  <w:style w:type="character" w:customStyle="1" w:styleId="MDFIGREF_eJyrrk7LTC9KTbMCUrr5ZalFZZmp5fFlRrW1AI3eCn8">
+    <w:name w:val="MDFIGREF_eJyrrk7LTC9KTbMCUrr5ZalFZZmp5fFlRrW1AI3eCn8"/>
     <w:basedOn w:val="BodyTextChar"/>
   </w:style>
   <w:style w:type="paragraph" w:customStyle="1" w:styleId="SourceCode">

--- a/draft.nature.docx
+++ b/draft.nature.docx
@@ -629,12 +629,12 @@
           <wp:inline>
             <wp:extent cx="5733415" cy="1941878"/>
             <wp:effectExtent b="0" l="0" r="0" t="0"/>
-            <wp:docPr descr="Fig. 1 | Automated end-to-end Find–Match–Build workflow for reconstructing ligand poses from cryo-EM data. The inputs are an experimental cryo-EM density map and either a deposited receptor structure or a receptor structure automatically modelled by CryoAtom2. Find locates candidate ligand regions (blobs B1–B5) in the cryo-EM density map. Match identifies false-positive Find predictions and matches each candidate region against all ligand identities in the same PDB entry, represented by SMILES. B1 and B2 illustrate two distinct sites assigned the same ligand identity, whereas B5 illustrates a rejected candidate region. Build combines the ligand regions predicted by Find with the ligand identities assigned by Match to generate three-dimensional ligand poses using the selected molecular docking tool." title="MDPPTFIG_eJydUs2O0zAQfpUoZ1g37ZZuo6US6gKXBVVI3CxVXsdprCa2sd00CJC4AQduiAsPACcegJXgadjtYzATpz-r5YCIFPnzzOdvZj77VWyYL-I0iq8_Xf7-8pNcvb3cfH0P6MgY38R3otgKp8taZEiappQ-d8I6SpPhOBlTeibc0mtD6eb7j6vP7zYfP1x_-0VpUKP0tpxilUCpXC7u6lrYWor1vO5jqmJ2uTKYHI4Gg-Nk2CTj4-RkdPL61Eiewh81Valcyu7TuPDepIQ4XoiKuSNthIJkrm3FPGztgmSWraVaVCXp93r3SMWkonGnAFr_owHH_MqKnYz9JxGd55KLM81XlVA-KFlRMi-1coU0jsaTdkJVzySf2bDhT-uZjTLhOFaZpqQ1nrS-k852cug68aIyMKZawRFp_BwshmbdfPQiy5arpE9CYN7DLzkyagGDyAzUkwEgvBnAs-2Mk1Oy62PfUmiQoYPnmi9dpPS0YGohHlir14VgmUNB1NsmnBHchyBo7o8eFAiq5JYJF6U0j2RZYkXE7fkAWOq8FZ4XCHPgPIMqbf7GZkciN_Vw5ww4fLF-ojMcnK28xg5Z2uS2whUuLmog04NpXoa11YQ4pkXjI4757rkCiyOte7UdGVjtuhU11vnHQlcRAmBb6DSUZfW5C9w92rIxr3RonewhS0sVrUFlPOwPg8pfWXgvD1XWRneYpZ7Jchs-xKXq_EKHOgj_JH7zB120f0o" id="12" name="Picture"/>
+            <wp:docPr descr="Fig. 1 | Automated end-to-end Find–Match–Build workflow for reconstructing ligand poses from cryo-EM data. The inputs are an experimental cryo-EM density map and either a deposited receptor structure or a receptor structure automatically modelled by CryoAtom2. Find locates candidate ligand regions (blobs B1–B5) in the cryo-EM density map. Match identifies false-positive Find predictions and matches each candidate region against all ligand identities in the same PDB entry, represented by SMILES. B1 and B2 illustrate two distinct sites assigned the same ligand identity, whereas B5 illustrates a rejected candidate region. Build combines the ligand regions predicted by Find with the ligand identities assigned by Match to generate three-dimensional ligand poses using the selected molecular docking tool." title="MDPPTFIG_eJydUs2O0zAQfpUoZ6ibdku30VIJdYHLgiokbpYqb-I0VhPbsp00y4_EjeXADXHhAeDEA7ASPA27fQxm4vRntRwQkSJ_nvn8zcxnvw41c3kYB-HNp6vfX36S63dXm6-XgHpauya8F4SGW1XUPEXSLKb0peXGUhqNJtGE0lNuV05pSjfff1x_fr_5-OHm2y9KvRqld-UkKzlKZWJ5X9Xc1IKvF_UAUyUzq0pjcjQeDo-iURNNjqLj8fGbEy2SGP6gKQtpY_aQhrlzOibEJjkvme0pzSUkM2VK5mBrliQ1bC3ksizIoN9_QEomJA07BdD6Hw045irDdzLmn0RUlomEn6qkKrl0XsnwgjmhpM2FtjScthPKei6SufGb5Hk9N0HKbYJVZjFpjSet76SznRy6ThwvNYwpKzgitFuAxdCsXXAzflWxyQXxgUUfv6in5RIGESmoR0NAeDOA59sZpydk18e-Jd8gQwfPVLKygVSznMklf2SMWuecpRYFUW-bsJonzgdBc3_0oIBXJXdMOC-EfiKKAisibs97wGLrDHdJjjADzguo0uZvbXYkclsPd1aDw-frZyrFwVnlFHbI4iYzJa5wcUEDmT5Mc-HXVhPimOaNCxLMd88VWAnSulfbkYHVrltRbax7ylUZIAC2gU59WVafWc_doy0b81L51skesriQwRpUJqPByKv8lYX38limbXSHWeyYKLbhQ1zIzi90qIPwT8O3fwAxkX-n" id="12" name="Picture"/>
             <a:graphic>
               <a:graphicData uri="http://schemas.openxmlformats.org/drawingml/2006/picture">
                 <pic:pic>
                   <pic:nvPicPr>
-                    <pic:cNvPr descr="C:/Users/15919/Desktop/论文草稿/temp/manuscript_figures_7qddku12/figure_000001.png" id="13" name="Picture"/>
+                    <pic:cNvPr descr="C:/Users/15919/Desktop/论文草稿/temp/manuscript_figures_er7zua9y/figure_000001.png" id="13" name="Picture"/>
                     <pic:cNvPicPr>
                       <a:picLocks noChangeArrowheads="1" noChangeAspect="1"/>
                     </pic:cNvPicPr>
@@ -2496,12 +2496,12 @@
           <wp:inline>
             <wp:extent cx="5733415" cy="6772630"/>
             <wp:effectExtent b="0" l="0" r="0" t="0"/>
-            <wp:docPr descr="Fig. 2 | Network architecture and data flow of the Find–Match–Build framework. a, Shared input representation. Density information is represented by four base density fields: experimental cryo-EM density M_{\mathrm{exp}}, simulated receptor density M_{\mathrm{sim}}, difference density M_{\mathrm{diff}} and positive difference density M_{\mathrm{diff}}^{+}. Each field retains both an unnormalised representation and a z-score-normalised representation. Seven deterministic spatial transformations comprise identity mapping, three-dimensional Gaussian smoothing, difference-of-Gaussians (DoG) filtering and receptor-neighbourhood suppression. These representations and transformations form a 56-channel multi-view density bank that captures multiscale geometry and local background. Protein and nucleic acid receptor atoms are represented by 50-dimensional feature vectors. These encode element type, residue category, physicochemical properties, relative mass, local packing density within concentric shells and backbone indicators. b, Joint voxel and point-cloud localisation in Find. The voxel branch uses a 3D U-Net to fuse the 56-channel density features with encoded receptor-atom features. Self-attention at the low-resolution bottleneck establishes long-range dependencies, and the main decoder head predicts voxelwise ligand-region probabilities. The point-cloud branch uses Point Transformer V3 to encode the geometry and chemistry of receptor atoms and pseudo-atoms sampled from high-probability binding regions. Multiscale feature sampling incorporates information from the voxel branch. Predicted receptor-atom binding probabilities are used to score candidate ligand regions (blobs) during inference. An AlphaFold3-style recycling mechanism iteratively improves predictions across the voxel and point-cloud branches. Blobs and pseudo-atoms provide local cues for Match. c, Foreground classification and ligand identity assignment in Match. The candidate encoder extracts a 48³ local grid centred on the geometric centre of each predicted blob. A U-Net produces the base voxel summary vector h_j^{\mathrm{vox}}. Find-derived blob features, the local binding pocket and pseudo-atom features are summarised by dual pooling and cross-attention. Feature-wise linear modulation (FiLM) adaptively enhances h_j^{\mathrm{vox}} to produce the candidate representation h_j. The identity encoder uses embeddings from the ligand language model SMI-TED as queries. Graph attention integrates features of the ligand’s own molecular graph, constructed with RDKit and encoded by a graph neural network (GNN). Context attention incorporates information from other ligand identities in the same PDB entry to produce the identity representation g_k. The foreground head predicts the foreground probability p_j^{\mathrm{fg}} from h_j. Learned linear projections and cosine similarity between h_j and g_k yield the J \times K identity-assignment score matrix s_{j,k}. J denotes the number of candidate regions, and K denotes the number of ligand identities. d, Pose reconstruction in Build. The predicted binding site p, defined as the blob geometric centre, the Match-assigned ligand identity and the receptor pocket environment are supplied to downstream docking tools. These tools generate all-atom three-dimensional ligand poses. The default tool is PocketXMol fine-tuned with density guidance; Vina, DiffDock and EMERALD are also supported." title="MDPPTFIG_eJydUkuOEzEQvUqr10yczyRRWkMklAE2MyhCYmcp8rjdaSvtD7Y7CQIkdogFO8SGC7DiACDBaZiZY1DV7nxGzALRUsuvXM-vqp79OrUslGmWpDeffvz-8pNcilCa_PodBh1rwzZ9kKROeFOtRY68WUbpCy-cp7Q3nPQmlJ4LvwrGUnr77fv15_e3Hz_cfP1FaRSk9F5FzZRAtUIuT1RDOFmfYkIxt6otpobjweC0N9yOxuP-aNB9c2Ylz-BPtqrSPmMPaVqGYDNCPC-FYr5jrNCQLIxTLEDoliR3bCP1UlWk3-2OiGJS07RVAK3_0YBjoXZiL-P-ScQUheTi3PBaCR2ikhMVC9JoX0rraTptJtTrueRzFwP-bD13SS48xyqzjDTOk8Z40vpOjm0nQSgLY-oajkgbFmAwNOsX45d5vqp7fRI3Fl38-h2rlzCIzEG9NwKE9wJ4vptxekb2fRxaig0ydPDC8JVPtJmVTC_FI-fMphQs9yiIeruEt4KHuAmah6NHBaIq-cuEq0raJ7KqsCLi5nwELPPBicBLhAVwnkOVJn8n2JPIXT2MvAWHrzaXJsfBWR0MdsiybeEUrnBxyRYyXZjmVVwbTdjHtNiGhGO-fa7A4khrX21LBlaz7kSt8-GpMCpBAGwHncaybH3hI_eAdmzMaxNbJwfIskonG1CZDPvDqHIvC-_lsc6b3T1mWWCy2m0f40q3fqFDLYR_mr79A4TOfq4" id="15" name="Picture"/>
+            <wp:docPr descr="Fig. 2 | Network architecture and data flow of the Find–Match–Build framework. a, Shared inputs. Experimental cryo-electron microscopy (cryo-EM) density M_{\mathrm{exp}}, simulated receptor density M_{\mathrm{sim}}, difference density M_{\mathrm{diff}} and positive difference density M_{\mathrm{diff}}^{+} form the base fields. Unnormalised and z-score-normalised representations undergo seven spatial transformations, including Gaussian smoothing, difference-of-Gaussians (DoG) filtering and receptor-neighbourhood suppression, producing a 56-channel multi-view density bank. Protein and nucleic acid receptor atoms have 50-dimensional features encoding chemical and geometric information. b, Joint voxel and point-cloud localisation in Find. A 3D U-Net fuses density and receptor-atom features, uses bottleneck self-attention and predicts voxelwise ligand-region probabilities. Point Transformer V3 encodes receptor atoms and pseudo-atoms sampled from high-probability binding regions, incorporating voxel information through multiscale feature sampling. Receptor-atom binding probabilities score candidate ligand regions (blobs). AlphaFold3-style recycling iteratively improves predictions across both branches. Blobs and pseudo-atoms provide local cues for Match. c, Foreground classification and identity assignment in Match. A candidate U-Net encodes a 48³ grid centred on each blob. Find-derived blob, pocket and pseudo-atom features modulate the voxel summary h_j^{\mathrm{vox}} through dual pooling, cross-attention and feature-wise linear modulation (FiLM), yielding h_j. SMI-TED ligand-language embeddings query molecular graph features encoded by a graph neural network (GNN) through graph attention. Context attention incorporates other ligand identities in the same PDB entry, yielding g_k. A foreground head predicts foreground probability p_j^{\mathrm{fg}} from h_j. Learned projections and cosine similarity between h_j and g_k produce the J\times K identity-assignment score matrix s_{j,k}. Here, J and K denote the numbers of candidate regions and ligand identities, respectively. d, Pose reconstruction in Build. The blob geometric centre p, Match-assigned ligand identity and receptor pocket environment are passed to docking tools to generate all-atom ligand poses. The default is PocketXMol fine-tuned with density guidance. Vina, DiffDock and EMERALD are also supported." title="MDPPTFIG_eJydUstuEzEU_ZXRrGmcR5MooxIJpcCmRRESO0uR6_FkrIwfsj1JykNih1h0h9jwA6z4AJDga2j7Gdw7niSt6AIx0sjn-h6fe--x36SWhTLNkvTm04_fX36ScxFKk1-_x6Bjbdimj5LUCW-qtciRN8sofeWF85T2hpPehNJT4VfBWEpvv32__vzh9urjzddflEZBSh9U1EwJVCvk8kg1hKP1MSYUc6vaYmo4HgyOe8PtaDzujwbdtydW8gz-ZKsq7TP2mKZlCDYjxPNSKOY7xgoNycI4xQKEbklyxzZSL1VF-t3uiCgmNU1bBdD6Hw04Fmon9jLun0RMUUguTg2vldAhKjlRsSCN9qW0nqbTZkK9nks-dzHgL9Zzl-TCc6wyy0jjPGmMJ63v5K7tJAhlYUxdwxFpwwIMhmb9Qrjx65pNLkncWHTx63esXsIgMgf13ggQ3gvg-W7G6QnZ93FoKTbI0MEzw1c-0WZWMr0UT5wzm1Kw3KMg6u0S3goe4iZoHo7eKRBVyV8mXFTSPpNVhRURN-cjYJkPTgReIiyA8xKqNPl7wZ5E7uth5C04fLE5NzkOzupgsEOWbQuncIWLS7aQ6cI0l3FtNGEf02IbEo759rkCiyOtfbUtGVjNuhO1zofnwqgEAbAddBrLsvWZj9wD2rExr01snRwgyyqdbEBlMuwPo8qDLLyXpzpvdveYZYHJard9F1e69QsdaiH80_TdH1irfws" id="15" name="Picture"/>
             <a:graphic>
               <a:graphicData uri="http://schemas.openxmlformats.org/drawingml/2006/picture">
                 <pic:pic>
                   <pic:nvPicPr>
-                    <pic:cNvPr descr="C:/Users/15919/Desktop/论文草稿/temp/manuscript_figures_7qddku12/figure_000002.png" id="16" name="Picture"/>
+                    <pic:cNvPr descr="C:/Users/15919/Desktop/论文草稿/temp/manuscript_figures_er7zua9y/figure_000002.png" id="16" name="Picture"/>
                     <pic:cNvPicPr>
                       <a:picLocks noChangeArrowheads="1" noChangeAspect="1"/>
                     </pic:cNvPicPr>
@@ -2560,9 +2560,18 @@
       <w:r>
         <w:rPr>
           <w:rFonts w:ascii="Times New Roman" w:hAnsi="Times New Roman"/>
-          <w:sz w:val="24"/>
-        </w:rPr>
-        <w:t xml:space="preserve">a, Shared input representation. Density information is represented by four base density fields: experimental cryo-EM density</w:t>
+          <w:b/>
+          <w:bCs/>
+          <w:sz w:val="24"/>
+        </w:rPr>
+        <w:t xml:space="preserve">a</w:t>
+      </w:r>
+      <w:r>
+        <w:rPr>
+          <w:rFonts w:ascii="Times New Roman" w:hAnsi="Times New Roman"/>
+          <w:sz w:val="24"/>
+        </w:rPr>
+        <w:t xml:space="preserve">, Shared inputs. Experimental cryo-electron microscopy (cryo-EM) density</w:t>
       </w:r>
       <w:r>
         <w:rPr>
@@ -2761,35 +2770,60 @@
           <w:rFonts w:ascii="Times New Roman" w:hAnsi="Times New Roman"/>
           <w:sz w:val="24"/>
         </w:rPr>
-        <w:t xml:space="preserve">. Each field retains both an unnormalised representation and a z-score-normalised representation. Seven deterministic spatial transformations comprise identity mapping, three-dimensional Gaussian smoothing, difference-of-Gaussians (DoG) filtering and receptor-neighbourhood suppression. These representations and transformations form a 56-channel multi-view density bank that captures multiscale geometry and local background. Protein and nucleic acid receptor atoms are represented by 50-dimensional feature vectors. These encode element type, residue category, physicochemical properties, relative mass, local packing density within concentric shells and backbone indicators.</w:t>
-      </w:r>
-      <w:r>
-        <w:rPr>
-          <w:rFonts w:ascii="Times New Roman" w:hAnsi="Times New Roman"/>
-          <w:sz w:val="24"/>
-        </w:rPr>
-        <w:t xml:space="preserve"> </w:t>
-      </w:r>
-      <w:r>
-        <w:rPr>
-          <w:rFonts w:ascii="Times New Roman" w:hAnsi="Times New Roman"/>
-          <w:sz w:val="24"/>
-        </w:rPr>
-        <w:t xml:space="preserve">b, Joint voxel and point-cloud localisation in Find. The voxel branch uses a 3D U-Net to fuse the 56-channel density features with encoded receptor-atom features. Self-attention at the low-resolution bottleneck establishes long-range dependencies, and the main decoder head predicts voxelwise ligand-region probabilities. The point-cloud branch uses Point Transformer V3 to encode the geometry and chemistry of receptor atoms and pseudo-atoms sampled from high-probability binding regions. Multiscale feature sampling incorporates information from the voxel branch. Predicted receptor-atom binding probabilities are used to score candidate ligand regions (blobs) during inference. An AlphaFold3-style recycling mechanism iteratively improves predictions across the voxel and point-cloud branches. Blobs and pseudo-atoms provide local cues for Match.</w:t>
-      </w:r>
-      <w:r>
-        <w:rPr>
-          <w:rFonts w:ascii="Times New Roman" w:hAnsi="Times New Roman"/>
-          <w:sz w:val="24"/>
-        </w:rPr>
-        <w:t xml:space="preserve"> </w:t>
-      </w:r>
-      <w:r>
-        <w:rPr>
-          <w:rFonts w:ascii="Times New Roman" w:hAnsi="Times New Roman"/>
-          <w:sz w:val="24"/>
-        </w:rPr>
-        <w:t xml:space="preserve">c, Foreground classification and ligand identity assignment in Match. The candidate encoder extracts a 48³ local grid centred on the geometric centre of each predicted blob. A U-Net produces the base voxel summary vector</w:t>
+        <w:t xml:space="preserve"> </w:t>
+      </w:r>
+      <w:r>
+        <w:rPr>
+          <w:rFonts w:ascii="Times New Roman" w:hAnsi="Times New Roman"/>
+          <w:sz w:val="24"/>
+        </w:rPr>
+        <w:t xml:space="preserve">form the base fields. Unnormalised and z-score-normalised representations undergo seven spatial transformations, including Gaussian smoothing, difference-of-Gaussians (DoG) filtering and receptor-neighbourhood suppression, producing a 56-channel multi-view density bank. Protein and nucleic acid receptor atoms have 50-dimensional features encoding chemical and geometric information.</w:t>
+      </w:r>
+      <w:r>
+        <w:rPr>
+          <w:rFonts w:ascii="Times New Roman" w:hAnsi="Times New Roman"/>
+          <w:sz w:val="24"/>
+        </w:rPr>
+        <w:t xml:space="preserve"> </w:t>
+      </w:r>
+      <w:r>
+        <w:rPr>
+          <w:rFonts w:ascii="Times New Roman" w:hAnsi="Times New Roman"/>
+          <w:b/>
+          <w:bCs/>
+          <w:sz w:val="24"/>
+        </w:rPr>
+        <w:t xml:space="preserve">b</w:t>
+      </w:r>
+      <w:r>
+        <w:rPr>
+          <w:rFonts w:ascii="Times New Roman" w:hAnsi="Times New Roman"/>
+          <w:sz w:val="24"/>
+        </w:rPr>
+        <w:t xml:space="preserve">, Joint voxel and point-cloud localisation in Find. A 3D U-Net fuses density and receptor-atom features, uses bottleneck self-attention and predicts voxelwise ligand-region probabilities. Point Transformer V3 encodes receptor atoms and pseudo-atoms sampled from high-probability binding regions, incorporating voxel information through multiscale feature sampling. Receptor-atom binding probabilities score candidate ligand regions (blobs). AlphaFold3-style recycling iteratively improves predictions across both branches. Blobs and pseudo-atoms provide local cues for Match.</w:t>
+      </w:r>
+      <w:r>
+        <w:rPr>
+          <w:rFonts w:ascii="Times New Roman" w:hAnsi="Times New Roman"/>
+          <w:sz w:val="24"/>
+        </w:rPr>
+        <w:t xml:space="preserve"> </w:t>
+      </w:r>
+      <w:r>
+        <w:rPr>
+          <w:rFonts w:ascii="Times New Roman" w:hAnsi="Times New Roman"/>
+          <w:b/>
+          <w:bCs/>
+          <w:sz w:val="24"/>
+        </w:rPr>
+        <w:t xml:space="preserve">c</w:t>
+      </w:r>
+      <w:r>
+        <w:rPr>
+          <w:rFonts w:ascii="Times New Roman" w:hAnsi="Times New Roman"/>
+          <w:sz w:val="24"/>
+        </w:rPr>
+        <w:t xml:space="preserve">, Foreground classification and identity assignment in Match. A candidate U-Net encodes a 48³ grid centred on each blob. Find-derived blob, pocket and pseudo-atom features modulate the voxel summary</w:t>
       </w:r>
       <w:r>
         <w:rPr>
@@ -2837,62 +2871,14 @@
           <w:rFonts w:ascii="Times New Roman" w:hAnsi="Times New Roman"/>
           <w:sz w:val="24"/>
         </w:rPr>
-        <w:t xml:space="preserve">. Find-derived blob features, the local binding pocket and pseudo-atom features are summarised by dual pooling and cross-attention. Feature-wise linear modulation (FiLM) adaptively enhances</w:t>
-      </w:r>
-      <w:r>
-        <w:rPr>
-          <w:rFonts w:ascii="Times New Roman" w:hAnsi="Times New Roman"/>
-          <w:sz w:val="24"/>
-        </w:rPr>
-        <w:t xml:space="preserve"> </w:t>
-      </w:r>
-      <m:oMath>
-        <m:sSubSup>
-          <m:e>
-            <m:r>
-              <m:t>h</m:t>
-            </m:r>
-          </m:e>
-          <m:sub>
-            <m:r>
-              <m:t>j</m:t>
-            </m:r>
-          </m:sub>
-          <m:sup>
-            <m:r>
-              <m:rPr>
-                <m:sty m:val="p"/>
-              </m:rPr>
-              <m:t>v</m:t>
-            </m:r>
-            <m:r>
-              <m:rPr>
-                <m:sty m:val="p"/>
-              </m:rPr>
-              <m:t>o</m:t>
-            </m:r>
-            <m:r>
-              <m:rPr>
-                <m:sty m:val="p"/>
-              </m:rPr>
-              <m:t>x</m:t>
-            </m:r>
-          </m:sup>
-        </m:sSubSup>
-      </m:oMath>
-      <w:r>
-        <w:rPr>
-          <w:rFonts w:ascii="Times New Roman" w:hAnsi="Times New Roman"/>
-          <w:sz w:val="24"/>
-        </w:rPr>
-        <w:t xml:space="preserve"> </w:t>
-      </w:r>
-      <w:r>
-        <w:rPr>
-          <w:rFonts w:ascii="Times New Roman" w:hAnsi="Times New Roman"/>
-          <w:sz w:val="24"/>
-        </w:rPr>
-        <w:t xml:space="preserve">to produce the candidate representation</w:t>
+        <w:t xml:space="preserve"> </w:t>
+      </w:r>
+      <w:r>
+        <w:rPr>
+          <w:rFonts w:ascii="Times New Roman" w:hAnsi="Times New Roman"/>
+          <w:sz w:val="24"/>
+        </w:rPr>
+        <w:t xml:space="preserve">through dual pooling, cross-attention and feature-wise linear modulation (FiLM), yielding</w:t>
       </w:r>
       <w:r>
         <w:rPr>
@@ -2920,7 +2906,7 @@
           <w:rFonts w:ascii="Times New Roman" w:hAnsi="Times New Roman"/>
           <w:sz w:val="24"/>
         </w:rPr>
-        <w:t xml:space="preserve">. The identity encoder uses embeddings from the ligand language model SMI-TED as queries. Graph attention integrates features of the ligand’s own molecular graph, constructed with RDKit and encoded by a graph neural network (GNN). Context attention incorporates information from other ligand identities in the same PDB entry to produce the identity representation</w:t>
+        <w:t xml:space="preserve">. SMI-TED ligand-language embeddings query molecular graph features encoded by a graph neural network (GNN) through graph attention. Context attention incorporates other ligand identities in the same PDB entry, yielding</w:t>
       </w:r>
       <w:r>
         <w:rPr>
@@ -2948,7 +2934,7 @@
           <w:rFonts w:ascii="Times New Roman" w:hAnsi="Times New Roman"/>
           <w:sz w:val="24"/>
         </w:rPr>
-        <w:t xml:space="preserve">. The foreground head predicts the foreground probability</w:t>
+        <w:t xml:space="preserve">. A foreground head predicts foreground probability</w:t>
       </w:r>
       <w:r>
         <w:rPr>
@@ -3025,7 +3011,7 @@
           <w:rFonts w:ascii="Times New Roman" w:hAnsi="Times New Roman"/>
           <w:sz w:val="24"/>
         </w:rPr>
-        <w:t xml:space="preserve">. Learned linear projections and cosine similarity between</w:t>
+        <w:t xml:space="preserve">. Learned projections and cosine similarity between</w:t>
       </w:r>
       <w:r>
         <w:rPr>
@@ -3095,7 +3081,7 @@
           <w:rFonts w:ascii="Times New Roman" w:hAnsi="Times New Roman"/>
           <w:sz w:val="24"/>
         </w:rPr>
-        <w:t xml:space="preserve">yield the</w:t>
+        <w:t xml:space="preserve">produce the</w:t>
       </w:r>
       <w:r>
         <w:rPr>
@@ -3167,7 +3153,7 @@
           <w:rFonts w:ascii="Times New Roman" w:hAnsi="Times New Roman"/>
           <w:sz w:val="24"/>
         </w:rPr>
-        <w:t xml:space="preserve">.</w:t>
+        <w:t xml:space="preserve">. Here,</w:t>
       </w:r>
       <w:r>
         <w:rPr>
@@ -3193,7 +3179,7 @@
           <w:rFonts w:ascii="Times New Roman" w:hAnsi="Times New Roman"/>
           <w:sz w:val="24"/>
         </w:rPr>
-        <w:t xml:space="preserve">denotes the number of candidate regions, and</w:t>
+        <w:t xml:space="preserve">and</w:t>
       </w:r>
       <w:r>
         <w:rPr>
@@ -3219,21 +3205,30 @@
           <w:rFonts w:ascii="Times New Roman" w:hAnsi="Times New Roman"/>
           <w:sz w:val="24"/>
         </w:rPr>
-        <w:t xml:space="preserve">denotes the number of ligand identities.</w:t>
-      </w:r>
-      <w:r>
-        <w:rPr>
-          <w:rFonts w:ascii="Times New Roman" w:hAnsi="Times New Roman"/>
-          <w:sz w:val="24"/>
-        </w:rPr>
-        <w:t xml:space="preserve"> </w:t>
-      </w:r>
-      <w:r>
-        <w:rPr>
-          <w:rFonts w:ascii="Times New Roman" w:hAnsi="Times New Roman"/>
-          <w:sz w:val="24"/>
-        </w:rPr>
-        <w:t xml:space="preserve">d, Pose reconstruction in Build. The predicted binding site</w:t>
+        <w:t xml:space="preserve">denote the numbers of candidate regions and ligand identities, respectively.</w:t>
+      </w:r>
+      <w:r>
+        <w:rPr>
+          <w:rFonts w:ascii="Times New Roman" w:hAnsi="Times New Roman"/>
+          <w:sz w:val="24"/>
+        </w:rPr>
+        <w:t xml:space="preserve"> </w:t>
+      </w:r>
+      <w:r>
+        <w:rPr>
+          <w:rFonts w:ascii="Times New Roman" w:hAnsi="Times New Roman"/>
+          <w:b/>
+          <w:bCs/>
+          <w:sz w:val="24"/>
+        </w:rPr>
+        <w:t xml:space="preserve">d</w:t>
+      </w:r>
+      <w:r>
+        <w:rPr>
+          <w:rFonts w:ascii="Times New Roman" w:hAnsi="Times New Roman"/>
+          <w:sz w:val="24"/>
+        </w:rPr>
+        <w:t xml:space="preserve">, Pose reconstruction in Build. The blob geometric centre</w:t>
       </w:r>
       <w:r>
         <w:rPr>
@@ -3252,7 +3247,7 @@
           <w:rFonts w:ascii="Times New Roman" w:hAnsi="Times New Roman"/>
           <w:sz w:val="24"/>
         </w:rPr>
-        <w:t xml:space="preserve">, defined as the blob geometric centre, the Match-assigned ligand identity and the receptor pocket environment are supplied to downstream docking tools. These tools generate all-atom three-dimensional ligand poses. The default tool is PocketXMol fine-tuned with density guidance; Vina, DiffDock and EMERALD are also supported.</w:t>
+        <w:t xml:space="preserve">, Match-assigned ligand identity and receptor pocket environment are passed to docking tools to generate all-atom ligand poses. The default is PocketXMol fine-tuned with density guidance. Vina, DiffDock and EMERALD are also supported.</w:t>
       </w:r>
     </w:p>
     <w:p>

--- a/draft.nature.docx
+++ b/draft.nature.docx
@@ -629,12 +629,12 @@
           <wp:inline>
             <wp:extent cx="5733415" cy="1941878"/>
             <wp:effectExtent b="0" l="0" r="0" t="0"/>
-            <wp:docPr descr="Fig. 1 | Automated end-to-end Find–Match–Build workflow for reconstructing ligand poses from cryo-EM data. The inputs are an experimental cryo-EM density map and either a deposited receptor structure or a receptor structure automatically modelled by CryoAtom2. Find locates candidate ligand regions (blobs B1–B5) in the cryo-EM density map. Match identifies false-positive Find predictions and matches each candidate region against all ligand identities in the same PDB entry, represented by SMILES. B1 and B2 illustrate two distinct sites assigned the same ligand identity, whereas B5 illustrates a rejected candidate region. Build combines the ligand regions predicted by Find with the ligand identities assigned by Match to generate three-dimensional ligand poses using the selected molecular docking tool." title="MDPPTFIG_eJydUs2O0zAQfpUoZ6ibdku30VIJdYHLgiokbpYqb-I0VhPbsp00y4_EjeXADXHhAeDEA7ASPA27fQxm4vRntRwQkSJ_nvn8zcxnvw41c3kYB-HNp6vfX36S63dXm6-XgHpauya8F4SGW1XUPEXSLKb0peXGUhqNJtGE0lNuV05pSjfff1x_fr_5-OHm2y9KvRqld-UkKzlKZWJ5X9Xc1IKvF_UAUyUzq0pjcjQeDo-iURNNjqLj8fGbEy2SGP6gKQtpY_aQhrlzOibEJjkvme0pzSUkM2VK5mBrliQ1bC3ksizIoN9_QEomJA07BdD6Hw045irDdzLmn0RUlomEn6qkKrl0XsnwgjmhpM2FtjScthPKei6SufGb5Hk9N0HKbYJVZjFpjSet76SznRy6ThwvNYwpKzgitFuAxdCsXXAzflWxyQXxgUUfv6in5RIGESmoR0NAeDOA59sZpydk18e-Jd8gQwfPVLKygVSznMklf2SMWuecpRYFUW-bsJonzgdBc3_0oIBXJXdMOC-EfiKKAisibs97wGLrDHdJjjADzguo0uZvbXYkclsPd1aDw-frZyrFwVnlFHbI4iYzJa5wcUEDmT5Mc-HXVhPimOaNCxLMd88VWAnSulfbkYHVrltRbax7ylUZIAC2gU59WVafWc_doy0b81L51skesriQwRpUJqPByKv8lYX38limbXSHWeyYKLbhQ1zIzi90qIPwT8O3fwAxkX-n" id="12" name="Picture"/>
+            <wp:docPr descr="Fig. 1 | Automated end-to-end Find–Match–Build workflow for reconstructing ligand poses from cryo-EM data. The inputs are an experimental cryo-EM density map and either a deposited receptor structure or a receptor structure automatically modelled by CryoAtom2. Find locates candidate ligand regions (blobs B1–B5) across the density map. Match filters false-positive predictions and assigns valid candidate regions to ligand identities (represented by SMILES) within the same PDB entry; B1 and B2 illustrate two distinct sites assigned the same identity, whereas B5 represents a rejected candidate region. Build combines the predicted regions from Find with the matched identities from Match to generate three-dimensional ligand poses using the selected molecular docking tool." title="MDPPTFIG_eJydUs2O0zAQfpUoZ6ibdku30VIJdYHLgiokbpYqb-IkVhPb2G4a_iRuCwduiAsPACcegJXgadjtYzATpz-r5YCIFPnzzOdvZj77daiZK8I4CK8_Xf7-8pNcvbvcfH0PqKe1a8I7QWi4VWXNUyTNYkqfW24spdFoEk0oPeV26ZSmdPP9x9Xni83HD9ffflHq1Si9LSdZxVEqE_ldVXNTC75e1ANMVcwsVxqTo_FweBSNmmhyFB2Pj9-caJHE8AdNVUobs_s0LJzTMSE2KXjFbE9pLiGZKVMxB1uTk9SwtZB5VZJBv3-PVExIGnYKoPU_GnDMrQzfyZh_ElFZJhJ-qpJVxaXzSoaXzAklbSG0peG0nVDWc5HMjd8kT-u5CVJuE6wyi0lrPGl9J53t5NB14nilYUy5giNCuwVYDM3aRe5yJV-NXxAfWPTxi3pa5jCISEE9GgLCmwE83844PSG7PvYt-QYZOnimkqUNpJoVTOb8gTFqXXCWWhREvW3Cap44HwTN_dGDAl6V3DLhvBT6kShLrIi4Pe8Bi60z3CUFwgw4z6BKm7-x2ZHITT3cWQ0On6-fqBQHZyunsEMWN5mpcIWLCxrI9GGal35tNSGOad64IMF891yBlSCte7UdGVjtuhXVxrrHXFUBAmAb6NSXZfWZ9dw92rIxL5Vvnewhi0sZrEFlMhqMvMpfWXgvD2XaRneYxY6Jchs-xKXs_EKHOgj_NHz7B6G_f9g" id="12" name="Picture"/>
             <a:graphic>
               <a:graphicData uri="http://schemas.openxmlformats.org/drawingml/2006/picture">
                 <pic:pic>
                   <pic:nvPicPr>
-                    <pic:cNvPr descr="C:/Users/15919/Desktop/论文草稿/temp/manuscript_figures_er7zua9y/figure_000001.png" id="13" name="Picture"/>
+                    <pic:cNvPr descr="C:/Users/15919/Desktop/论文草稿/temp/manuscript_figures_gtgonz7q/figure_000001.png" id="13" name="Picture"/>
                     <pic:cNvPicPr>
                       <a:picLocks noChangeArrowheads="1" noChangeAspect="1"/>
                     </pic:cNvPicPr>
@@ -695,7 +695,7 @@
           <w:rFonts w:ascii="Times New Roman" w:hAnsi="Times New Roman"/>
           <w:sz w:val="24"/>
         </w:rPr>
-        <w:t xml:space="preserve">The inputs are an experimental cryo-EM density map and either a deposited receptor structure or a receptor structure automatically modelled by CryoAtom2. Find locates candidate ligand regions (blobs B1–B5) in the cryo-EM density map. Match identifies false-positive Find predictions and matches each candidate region against all ligand identities in the same PDB entry, represented by SMILES. B1 and B2 illustrate two distinct sites assigned the same ligand identity, whereas B5 illustrates a rejected candidate region. Build combines the ligand regions predicted by Find with the ligand identities assigned by Match to generate three-dimensional ligand poses using the selected molecular docking tool.</w:t>
+        <w:t xml:space="preserve">The inputs are an experimental cryo-EM density map and either a deposited receptor structure or a receptor structure automatically modelled by CryoAtom2. Find locates candidate ligand regions (blobs B1–B5) across the density map. Match filters false-positive predictions and assigns valid candidate regions to ligand identities (represented by SMILES) within the same PDB entry; B1 and B2 illustrate two distinct sites assigned the same identity, whereas B5 represents a rejected candidate region. Build combines the predicted regions from Find with the matched identities from Match to generate three-dimensional ligand poses using the selected molecular docking tool.</w:t>
       </w:r>
     </w:p>
     <w:p>
@@ -1559,7 +1559,7 @@
           <w:rFonts w:ascii="Times New Roman" w:hAnsi="Times New Roman"/>
           <w:sz w:val="24"/>
         </w:rPr>
-        <w:t xml:space="preserve">Match uses the multi-view density bank</w:t>
+        <w:t xml:space="preserve">Match uses the density bank</w:t>
       </w:r>
       <w:r>
         <w:rPr>
@@ -1578,7 +1578,7 @@
           <w:rFonts w:ascii="Times New Roman" w:hAnsi="Times New Roman"/>
           <w:sz w:val="24"/>
         </w:rPr>
-        <w:t xml:space="preserve">, receptor information</w:t>
+        <w:t xml:space="preserve">, the receptor pocket</w:t>
       </w:r>
       <w:r>
         <w:rPr>
@@ -1604,7 +1604,34 @@
           <w:rFonts w:ascii="Times New Roman" w:hAnsi="Times New Roman"/>
           <w:sz w:val="24"/>
         </w:rPr>
-        <w:t xml:space="preserve">around each blob and auxiliary information AUX from Find (see Methods). It matches the Find-predicted blobs</w:t>
+        <w:t xml:space="preserve">surrounding each blob and auxiliary features from Find (</w:t>
+      </w:r>
+      <m:oMath>
+        <m:r>
+          <m:rPr>
+            <m:sty m:val="p"/>
+          </m:rPr>
+          <m:t>A</m:t>
+        </m:r>
+        <m:r>
+          <m:rPr>
+            <m:sty m:val="p"/>
+          </m:rPr>
+          <m:t>U</m:t>
+        </m:r>
+        <m:r>
+          <m:rPr>
+            <m:sty m:val="p"/>
+          </m:rPr>
+          <m:t>X</m:t>
+        </m:r>
+      </m:oMath>
+      <w:r>
+        <w:rPr>
+          <w:rFonts w:ascii="Times New Roman" w:hAnsi="Times New Roman"/>
+          <w:sz w:val="24"/>
+        </w:rPr>
+        <w:t xml:space="preserve">) to associate the predicted blobs</w:t>
       </w:r>
       <w:r>
         <w:rPr>
@@ -1674,7 +1701,7 @@
           <w:rFonts w:ascii="Times New Roman" w:hAnsi="Times New Roman"/>
           <w:sz w:val="24"/>
         </w:rPr>
-        <w:t xml:space="preserve">to user-provided ligand identities</w:t>
+        <w:t xml:space="preserve">with user-provided ligand identities</w:t>
       </w:r>
       <w:r>
         <w:rPr>
@@ -1744,7 +1771,7 @@
           <w:rFonts w:ascii="Times New Roman" w:hAnsi="Times New Roman"/>
           <w:sz w:val="24"/>
         </w:rPr>
-        <w:t xml:space="preserve">in the same PDB entry. Here,</w:t>
+        <w:t xml:space="preserve">in the PDB entry. Here,</w:t>
       </w:r>
       <w:r>
         <w:rPr>
@@ -1770,7 +1797,7 @@
           <w:rFonts w:ascii="Times New Roman" w:hAnsi="Times New Roman"/>
           <w:sz w:val="24"/>
         </w:rPr>
-        <w:t xml:space="preserve">denotes the number of ligand identities present in that PDB entry. Match determines whether each blob is a false-positive Find prediction and, if it is not, assigns its ligand identity:</w:t>
+        <w:t xml:space="preserve">denotes the number of ligand identities present in that complex. Specifically, it determines whether each blob is a false-positive Find prediction and, if not, identifies its corresponding ligand identity:</w:t>
       </w:r>
     </w:p>
     <w:p>
@@ -1788,12 +1815,6 @@
         <m:oMath>
           <m:eqArr>
             <m:e>
-              <m:r>
-                <w:rPr>
-                  <w:sz w:val="20"/>
-                </w:rPr>
-                <m:t>&amp;</m:t>
-              </m:r>
               <m:r>
                 <w:rPr>
                   <w:sz w:val="20"/>
@@ -2012,19 +2033,11 @@
                 </m:rPr>
                 <m:t>)</m:t>
               </m:r>
-            </m:e>
-            <m:e>
               <m:r>
                 <w:rPr>
                   <w:sz w:val="20"/>
                 </w:rPr>
                 <m:t>&amp;</m:t>
-              </m:r>
-              <m:r>
-                <w:rPr>
-                  <w:sz w:val="20"/>
-                </w:rPr>
-                <m:t> </m:t>
               </m:r>
               <m:r>
                 <w:rPr>
@@ -2170,25 +2183,7 @@
                                 <m:nor/>
                                 <m:sty m:val="p"/>
                               </m:rPr>
-                              <m:t> is not a false positive</m:t>
-                            </m:r>
-                          </m:e>
-                          <m:e>
-                            <m:r>
-                              <w:rPr>
-                                <w:sz w:val="20"/>
-                              </w:rPr>
-                              <m:t>&amp;</m:t>
-                            </m:r>
-                            <m:r>
-                              <w:rPr>
-                                <w:sz w:val="20"/>
-                              </w:rPr>
-                              <m:rPr>
-                                <m:nor/>
-                                <m:sty m:val="p"/>
-                              </m:rPr>
-                              <m:t>and has ligand identity </m:t>
+                              <m:t> is not a false positive and corresponds to ligand identity </m:t>
                             </m:r>
                             <m:sSub>
                               <m:e>
@@ -2326,7 +2321,7 @@
           <w:rFonts w:ascii="Times New Roman" w:hAnsi="Times New Roman"/>
           <w:sz w:val="24"/>
         </w:rPr>
-        <w:t xml:space="preserve">Once Find locates a ligand region and Match assigns its chemical identity (SMILES), downstream molecular docking tools can reconstruct the three-dimensional ligand pose. We provide interfaces to commonly used docking tools, allowing users to select the appropriate tool for their needs. We also minimally modified the PocketXMol architecture to use density information as additional docking guidance alongside receptor information. We then loaded its official weights for fine-tuning and adopted PocketXMol-tuned as the default Build model.</w:t>
+        <w:t xml:space="preserve">Once Find locates a ligand region and Match assigns its chemical identity, downstream molecular docking tools can reconstruct the three-dimensional ligand pose. While we provide modular interfaces to standard docking tools, we developed a density-guided variant of PocketXMol as the default Build model. Specifically, PocketXMol was adapted with local density conditioning and fine-tuned from official weights, enabling pose generation constrained by both the receptor environment and experimental density.</w:t>
       </w:r>
     </w:p>
     <w:p>
@@ -2496,12 +2491,12 @@
           <wp:inline>
             <wp:extent cx="5733415" cy="6772630"/>
             <wp:effectExtent b="0" l="0" r="0" t="0"/>
-            <wp:docPr descr="Fig. 2 | Network architecture and data flow of the Find–Match–Build framework. a, Shared inputs. Experimental cryo-electron microscopy (cryo-EM) density M_{\mathrm{exp}}, simulated receptor density M_{\mathrm{sim}}, difference density M_{\mathrm{diff}} and positive difference density M_{\mathrm{diff}}^{+} form the base fields. Unnormalised and z-score-normalised representations undergo seven spatial transformations, including Gaussian smoothing, difference-of-Gaussians (DoG) filtering and receptor-neighbourhood suppression, producing a 56-channel multi-view density bank. Protein and nucleic acid receptor atoms have 50-dimensional features encoding chemical and geometric information. b, Joint voxel and point-cloud localisation in Find. A 3D U-Net fuses density and receptor-atom features, uses bottleneck self-attention and predicts voxelwise ligand-region probabilities. Point Transformer V3 encodes receptor atoms and pseudo-atoms sampled from high-probability binding regions, incorporating voxel information through multiscale feature sampling. Receptor-atom binding probabilities score candidate ligand regions (blobs). AlphaFold3-style recycling iteratively improves predictions across both branches. Blobs and pseudo-atoms provide local cues for Match. c, Foreground classification and identity assignment in Match. A candidate U-Net encodes a 48³ grid centred on each blob. Find-derived blob, pocket and pseudo-atom features modulate the voxel summary h_j^{\mathrm{vox}} through dual pooling, cross-attention and feature-wise linear modulation (FiLM), yielding h_j. SMI-TED ligand-language embeddings query molecular graph features encoded by a graph neural network (GNN) through graph attention. Context attention incorporates other ligand identities in the same PDB entry, yielding g_k. A foreground head predicts foreground probability p_j^{\mathrm{fg}} from h_j. Learned projections and cosine similarity between h_j and g_k produce the J\times K identity-assignment score matrix s_{j,k}. Here, J and K denote the numbers of candidate regions and ligand identities, respectively. d, Pose reconstruction in Build. The blob geometric centre p, Match-assigned ligand identity and receptor pocket environment are passed to docking tools to generate all-atom ligand poses. The default is PocketXMol fine-tuned with density guidance. Vina, DiffDock and EMERALD are also supported." title="MDPPTFIG_eJydUstuEzEU_ZXRrGmcR5MooxIJpcCmRRESO0uR6_FkrIwfsj1JykNih1h0h9jwA6z4AJDga2j7Gdw7niSt6AIx0sjn-h6fe--x36SWhTLNkvTm04_fX36ScxFKk1-_x6Bjbdimj5LUCW-qtciRN8sofeWF85T2hpPehNJT4VfBWEpvv32__vzh9urjzddflEZBSh9U1EwJVCvk8kg1hKP1MSYUc6vaYmo4HgyOe8PtaDzujwbdtydW8gz-ZKsq7TP2mKZlCDYjxPNSKOY7xgoNycI4xQKEbklyxzZSL1VF-t3uiCgmNU1bBdD6Hw04Fmon9jLun0RMUUguTg2vldAhKjlRsSCN9qW0nqbTZkK9nks-dzHgL9Zzl-TCc6wyy0jjPGmMJ63v5K7tJAhlYUxdwxFpwwIMhmb9Qrjx65pNLkncWHTx63esXsIgMgf13ggQ3gvg-W7G6QnZ93FoKTbI0MEzw1c-0WZWMr0UT5wzm1Kw3KMg6u0S3goe4iZoHo7eKRBVyV8mXFTSPpNVhRURN-cjYJkPTgReIiyA8xKqNPl7wZ5E7uth5C04fLE5NzkOzupgsEOWbQuncIWLS7aQ6cI0l3FtNGEf02IbEo759rkCiyOtfbUtGVjNuhO1zofnwqgEAbAddBrLsvWZj9wD2rExr01snRwgyyqdbEBlMuwPo8qDLLyXpzpvdveYZYHJard9F1e69QsdaiH80_TdH1irfws" id="15" name="Picture"/>
+            <wp:docPr descr="Fig. 2 | Network architecture and data flow of LigandSeek’s Find–Match–Build framework. a, Shared inputs. Experimental cryo-electron microscopy density M_{\mathrm{exp}}, simulated receptor density M_{\mathrm{sim}}, difference density M_{\mathrm{diff}} and positive difference density M_{\mathrm{diff}}^{+} form the base fields. Unnormalised and z-score-normalised representations undergo seven spatial transformations, including Gaussian smoothing, difference-of-Gaussians (DoG) filtering and receptor-neighbourhood suppression, producing a 56-channel multi-view density bank. Protein and nucleic acid receptor atoms have 50-dimensional features encoding chemical and geometric information. b, Joint voxel and point-cloud localisation in Find. A 3D U-Net combines density and receptor-atom features to predict voxelwise ligand-region probabilities. In parallel, Point Transformer V3 encodes receptor atoms and pseudo-atoms sampled from high-probability binding regions, incorporating voxel information through multiscale feature sampling. An AlphaFold3-style recycling mechanism iteratively refines predictions across both branches. Predicted receptor-atom binding probabilities are used to score candidate ligand regions during inference, while extracted blobs and pseudo-atoms provide local cues for Match. c, Foreground classification and identity assignment in Match. The candidate encoder processes a 48³ grid centred on each blob with a U-Net to generate voxel summary h_j^{\mathrm{vox}}. Find-derived blob, pocket and pseudo-atom features modulate h_j^{\mathrm{vox}} via dual pooling, cross-attention and FiLM, yielding candidate representation h_j. The identity encoder uses SMI-TED language embeddings to query GNN-encoded molecular graph features via graph attention, while context attention incorporates other ligand identities in the same PDB entry, yielding identity representation g_k. Finally, a foreground head predicts foreground probability p_j^{\mathrm{fg}} from h_j, and learned cosine scoring between h_j and g_k produces the assignment matrix s_{j,k}. d, Pose reconstruction in Build. The blob geometric centre p, Match-assigned ligand identity and pocket environment are supplied to docking tools to generate ligand poses. The default tool is PocketXMol fine-tuned with density guidance. Vina, DiffDock and EMERALD are also supported." title="MDPPTFIG_eJydUsluFDEQ_ZVWn8l4lsyM0gojoQlwSdAIiZulkeN2d1vTXrA9C5vEDeXADXHhBzjxASDB15DkM6hq9ywROSBaavmV6_lV1bPfpJaFKs2S9ObTj99ffpILESqTX7_HoGNt2KQPktQJb-qVyJE3zSh94YXzlPaGJ70TSs-EXwRjKb399v3684fbj1c3X39RGgUpvVdRMyVQrZDlkWoIR6tjTCjmFkuLqeF4MDjuDTej8bg_GnTfnlrJM_iTjaq1z9hDmlYh2IwQzyuhmO8YKzQkC-MUCxC6kuSOraUuVU363e6IKCY1TVsF0PofDTgWlk7sZNw_iZiikFycGb5UQoeo5ETNgjTaV9J6mk6aCfVqJvnMxYA_W81ckgvPsco0I43zpDGetL6TQ9tJEMrCmHoJR6QNczAYmvXzMpRGvx6_JHFj3sWv37G6hEFkDuq9ESC8F8Cz7YyTU7LrY99SbJChg-eGL3yizbRiuhSPnDPrSrDcoyDqbRPeCh7iJmjujx4UiKrkLxMua2mfyLrGioib8xGwzAcnAq8QFsB5DlWa_J1gRyJ39TDyFhy-XF-YHAdny2CwQ5ZtCqdwhYtLNpDpwjSv4tpowj6mxSYkHPPtcwUWR1r7alsysJp1K2qdD0-FUQkCYDvoNJZlq3MfuXu0ZWNem9g62UOW1TpZg8rJsD-MKvey8F4e67zZ3WGWBSbr7fYhrnXrFzrUQvgn6bs_yNl_PA" id="15" name="Picture"/>
             <a:graphic>
               <a:graphicData uri="http://schemas.openxmlformats.org/drawingml/2006/picture">
                 <pic:pic>
                   <pic:nvPicPr>
-                    <pic:cNvPr descr="C:/Users/15919/Desktop/论文草稿/temp/manuscript_figures_er7zua9y/figure_000002.png" id="16" name="Picture"/>
+                    <pic:cNvPr descr="C:/Users/15919/Desktop/论文草稿/temp/manuscript_figures_gtgonz7q/figure_000002.png" id="16" name="Picture"/>
                     <pic:cNvPicPr>
                       <a:picLocks noChangeArrowheads="1" noChangeAspect="1"/>
                     </pic:cNvPicPr>
@@ -2548,7 +2543,7 @@
           <w:bCs/>
           <w:sz w:val="24"/>
         </w:rPr>
-        <w:t xml:space="preserve">Fig. 2 | Network architecture and data flow of the Find–Match–Build framework.</w:t>
+        <w:t xml:space="preserve">Fig. 2 | Network architecture and data flow of LigandSeek’s Find–Match–Build framework.</w:t>
       </w:r>
       <w:r>
         <w:rPr>
@@ -2571,7 +2566,7 @@
           <w:rFonts w:ascii="Times New Roman" w:hAnsi="Times New Roman"/>
           <w:sz w:val="24"/>
         </w:rPr>
-        <w:t xml:space="preserve">, Shared inputs. Experimental cryo-electron microscopy (cryo-EM) density</w:t>
+        <w:t xml:space="preserve">, Shared inputs. Experimental cryo-electron microscopy density</w:t>
       </w:r>
       <w:r>
         <w:rPr>
@@ -2800,7 +2795,7 @@
           <w:rFonts w:ascii="Times New Roman" w:hAnsi="Times New Roman"/>
           <w:sz w:val="24"/>
         </w:rPr>
-        <w:t xml:space="preserve">, Joint voxel and point-cloud localisation in Find. A 3D U-Net fuses density and receptor-atom features, uses bottleneck self-attention and predicts voxelwise ligand-region probabilities. Point Transformer V3 encodes receptor atoms and pseudo-atoms sampled from high-probability binding regions, incorporating voxel information through multiscale feature sampling. Receptor-atom binding probabilities score candidate ligand regions (blobs). AlphaFold3-style recycling iteratively improves predictions across both branches. Blobs and pseudo-atoms provide local cues for Match.</w:t>
+        <w:t xml:space="preserve">, Joint voxel and point-cloud localisation in Find. A 3D U-Net combines density and receptor-atom features to predict voxelwise ligand-region probabilities. In parallel, Point Transformer V3 encodes receptor atoms and pseudo-atoms sampled from high-probability binding regions, incorporating voxel information through multiscale feature sampling. An AlphaFold3-style recycling mechanism iteratively refines predictions across both branches. Predicted receptor-atom binding probabilities are used to score candidate ligand regions during inference, while extracted blobs and pseudo-atoms provide local cues for Match.</w:t>
       </w:r>
       <w:r>
         <w:rPr>
@@ -2823,7 +2818,7 @@
           <w:rFonts w:ascii="Times New Roman" w:hAnsi="Times New Roman"/>
           <w:sz w:val="24"/>
         </w:rPr>
-        <w:t xml:space="preserve">, Foreground classification and identity assignment in Match. A candidate U-Net encodes a 48³ grid centred on each blob. Find-derived blob, pocket and pseudo-atom features modulate the voxel summary</w:t>
+        <w:t xml:space="preserve">, Foreground classification and identity assignment in Match. The candidate encoder processes a 48³ grid centred on each blob with a U-Net to generate voxel summary</w:t>
       </w:r>
       <w:r>
         <w:rPr>
@@ -2871,14 +2866,62 @@
           <w:rFonts w:ascii="Times New Roman" w:hAnsi="Times New Roman"/>
           <w:sz w:val="24"/>
         </w:rPr>
-        <w:t xml:space="preserve"> </w:t>
-      </w:r>
-      <w:r>
-        <w:rPr>
-          <w:rFonts w:ascii="Times New Roman" w:hAnsi="Times New Roman"/>
-          <w:sz w:val="24"/>
-        </w:rPr>
-        <w:t xml:space="preserve">through dual pooling, cross-attention and feature-wise linear modulation (FiLM), yielding</w:t>
+        <w:t xml:space="preserve">. Find-derived blob, pocket and pseudo-atom features modulate</w:t>
+      </w:r>
+      <w:r>
+        <w:rPr>
+          <w:rFonts w:ascii="Times New Roman" w:hAnsi="Times New Roman"/>
+          <w:sz w:val="24"/>
+        </w:rPr>
+        <w:t xml:space="preserve"> </w:t>
+      </w:r>
+      <m:oMath>
+        <m:sSubSup>
+          <m:e>
+            <m:r>
+              <m:t>h</m:t>
+            </m:r>
+          </m:e>
+          <m:sub>
+            <m:r>
+              <m:t>j</m:t>
+            </m:r>
+          </m:sub>
+          <m:sup>
+            <m:r>
+              <m:rPr>
+                <m:sty m:val="p"/>
+              </m:rPr>
+              <m:t>v</m:t>
+            </m:r>
+            <m:r>
+              <m:rPr>
+                <m:sty m:val="p"/>
+              </m:rPr>
+              <m:t>o</m:t>
+            </m:r>
+            <m:r>
+              <m:rPr>
+                <m:sty m:val="p"/>
+              </m:rPr>
+              <m:t>x</m:t>
+            </m:r>
+          </m:sup>
+        </m:sSubSup>
+      </m:oMath>
+      <w:r>
+        <w:rPr>
+          <w:rFonts w:ascii="Times New Roman" w:hAnsi="Times New Roman"/>
+          <w:sz w:val="24"/>
+        </w:rPr>
+        <w:t xml:space="preserve"> </w:t>
+      </w:r>
+      <w:r>
+        <w:rPr>
+          <w:rFonts w:ascii="Times New Roman" w:hAnsi="Times New Roman"/>
+          <w:sz w:val="24"/>
+        </w:rPr>
+        <w:t xml:space="preserve">via dual pooling, cross-attention and FiLM, yielding candidate representation</w:t>
       </w:r>
       <w:r>
         <w:rPr>
@@ -2906,7 +2949,7 @@
           <w:rFonts w:ascii="Times New Roman" w:hAnsi="Times New Roman"/>
           <w:sz w:val="24"/>
         </w:rPr>
-        <w:t xml:space="preserve">. SMI-TED ligand-language embeddings query molecular graph features encoded by a graph neural network (GNN) through graph attention. Context attention incorporates other ligand identities in the same PDB entry, yielding</w:t>
+        <w:t xml:space="preserve">. The identity encoder uses SMI-TED language embeddings to query GNN-encoded molecular graph features via graph attention, while context attention incorporates other ligand identities in the same PDB entry, yielding identity representation</w:t>
       </w:r>
       <w:r>
         <w:rPr>
@@ -2934,7 +2977,7 @@
           <w:rFonts w:ascii="Times New Roman" w:hAnsi="Times New Roman"/>
           <w:sz w:val="24"/>
         </w:rPr>
-        <w:t xml:space="preserve">. A foreground head predicts foreground probability</w:t>
+        <w:t xml:space="preserve">. Finally, a foreground head predicts foreground probability</w:t>
       </w:r>
       <w:r>
         <w:rPr>
@@ -3011,7 +3054,7 @@
           <w:rFonts w:ascii="Times New Roman" w:hAnsi="Times New Roman"/>
           <w:sz w:val="24"/>
         </w:rPr>
-        <w:t xml:space="preserve">. Learned projections and cosine similarity between</w:t>
+        <w:t xml:space="preserve">, and learned cosine scoring between</w:t>
       </w:r>
       <w:r>
         <w:rPr>
@@ -3081,42 +3124,7 @@
           <w:rFonts w:ascii="Times New Roman" w:hAnsi="Times New Roman"/>
           <w:sz w:val="24"/>
         </w:rPr>
-        <w:t xml:space="preserve">produce the</w:t>
-      </w:r>
-      <w:r>
-        <w:rPr>
-          <w:rFonts w:ascii="Times New Roman" w:hAnsi="Times New Roman"/>
-          <w:sz w:val="24"/>
-        </w:rPr>
-        <w:t xml:space="preserve"> </w:t>
-      </w:r>
-      <m:oMath>
-        <m:r>
-          <m:t>J</m:t>
-        </m:r>
-        <m:r>
-          <m:rPr>
-            <m:sty m:val="p"/>
-          </m:rPr>
-          <m:t>×</m:t>
-        </m:r>
-        <m:r>
-          <m:t>K</m:t>
-        </m:r>
-      </m:oMath>
-      <w:r>
-        <w:rPr>
-          <w:rFonts w:ascii="Times New Roman" w:hAnsi="Times New Roman"/>
-          <w:sz w:val="24"/>
-        </w:rPr>
-        <w:t xml:space="preserve"> </w:t>
-      </w:r>
-      <w:r>
-        <w:rPr>
-          <w:rFonts w:ascii="Times New Roman" w:hAnsi="Times New Roman"/>
-          <w:sz w:val="24"/>
-        </w:rPr>
-        <w:t xml:space="preserve">identity-assignment score matrix</w:t>
+        <w:t xml:space="preserve">produces the assignment matrix</w:t>
       </w:r>
       <w:r>
         <w:rPr>
@@ -3153,59 +3161,7 @@
           <w:rFonts w:ascii="Times New Roman" w:hAnsi="Times New Roman"/>
           <w:sz w:val="24"/>
         </w:rPr>
-        <w:t xml:space="preserve">. Here,</w:t>
-      </w:r>
-      <w:r>
-        <w:rPr>
-          <w:rFonts w:ascii="Times New Roman" w:hAnsi="Times New Roman"/>
-          <w:sz w:val="24"/>
-        </w:rPr>
-        <w:t xml:space="preserve"> </w:t>
-      </w:r>
-      <m:oMath>
-        <m:r>
-          <m:t>J</m:t>
-        </m:r>
-      </m:oMath>
-      <w:r>
-        <w:rPr>
-          <w:rFonts w:ascii="Times New Roman" w:hAnsi="Times New Roman"/>
-          <w:sz w:val="24"/>
-        </w:rPr>
-        <w:t xml:space="preserve"> </w:t>
-      </w:r>
-      <w:r>
-        <w:rPr>
-          <w:rFonts w:ascii="Times New Roman" w:hAnsi="Times New Roman"/>
-          <w:sz w:val="24"/>
-        </w:rPr>
-        <w:t xml:space="preserve">and</w:t>
-      </w:r>
-      <w:r>
-        <w:rPr>
-          <w:rFonts w:ascii="Times New Roman" w:hAnsi="Times New Roman"/>
-          <w:sz w:val="24"/>
-        </w:rPr>
-        <w:t xml:space="preserve"> </w:t>
-      </w:r>
-      <m:oMath>
-        <m:r>
-          <m:t>K</m:t>
-        </m:r>
-      </m:oMath>
-      <w:r>
-        <w:rPr>
-          <w:rFonts w:ascii="Times New Roman" w:hAnsi="Times New Roman"/>
-          <w:sz w:val="24"/>
-        </w:rPr>
-        <w:t xml:space="preserve"> </w:t>
-      </w:r>
-      <w:r>
-        <w:rPr>
-          <w:rFonts w:ascii="Times New Roman" w:hAnsi="Times New Roman"/>
-          <w:sz w:val="24"/>
-        </w:rPr>
-        <w:t xml:space="preserve">denote the numbers of candidate regions and ligand identities, respectively.</w:t>
+        <w:t xml:space="preserve">.</w:t>
       </w:r>
       <w:r>
         <w:rPr>
@@ -3247,7 +3203,7 @@
           <w:rFonts w:ascii="Times New Roman" w:hAnsi="Times New Roman"/>
           <w:sz w:val="24"/>
         </w:rPr>
-        <w:t xml:space="preserve">, Match-assigned ligand identity and receptor pocket environment are passed to docking tools to generate all-atom ligand poses. The default is PocketXMol fine-tuned with density guidance. Vina, DiffDock and EMERALD are also supported.</w:t>
+        <w:t xml:space="preserve">, Match-assigned ligand identity and pocket environment are supplied to docking tools to generate ligand poses. The default tool is PocketXMol fine-tuned with density guidance. Vina, DiffDock and EMERALD are also supported.</w:t>
       </w:r>
     </w:p>
     <w:p>
